--- a/vi/files/assignments/Peer_Review_Instructions_VN.docx
+++ b/vi/files/assignments/Peer_Review_Instructions_VN.docx
@@ -7,7 +7,7 @@
         <w:pStyle w:val="Title"/>
       </w:pPr>
       <w:r>
-        <w:t>Bình duyệt bản thảo: Hướng dẫn cho người bình duyệt và tác giả</w:t>
+        <w:t>Bình duyệt phần Kết quả: Hướng dẫn cho người bình duyệt và tác giả</w:t>
       </w:r>
     </w:p>
     <w:p>
@@ -46,7 +46,7 @@
         <w:t>Thời điểm:</w:t>
       </w:r>
       <w:r>
-        <w:t xml:space="preserve"> 2 tuần sau Buổi 8 (bài về nhà)</w:t>
+        <w:t xml:space="preserve"> 2 tuần sau Buổi 8 (bài về nhà cá nhân)</w:t>
       </w:r>
     </w:p>
     <w:p>
@@ -57,16 +57,7 @@
         <w:t>Ai bình duyệt ai:</w:t>
       </w:r>
       <w:r>
-        <w:t xml:space="preserve"> mỗi học viên bình duyệt bản nháp của </w:t>
-      </w:r>
-      <w:r>
-        <w:rPr>
-          <w:b/>
-        </w:rPr>
-        <w:t>một</w:t>
-      </w:r>
-      <w:r>
-        <w:t xml:space="preserve"> bạn cùng lớp, do giảng viên phân công và gửi qua email hoặc qua thư mục khóa học trực tuyến. Mỗi người bình duyệt một bản nháp và nhận một bản bình duyệt. Đây là bài về nhà cá nhân.</w:t>
+        <w:t xml:space="preserve"> người bình duyệt của bạn được phân công ngẫu nhiên và công bố ở Buổi 7. Mỗi người bình duyệt một bản nháp và nhận một bản bình duyệt.</w:t>
       </w:r>
     </w:p>
     <w:p>
@@ -88,7 +79,7 @@
         <w:t>Manuscript_Brief_VN.pdf</w:t>
       </w:r>
       <w:r>
-        <w:t xml:space="preserve">, bảng kiểm thẩm định 10 câu hỏi từ Buổi 8 ("Làm người phản biện"), bảng kiểm STROBE, và </w:t>
+        <w:t xml:space="preserve">, gói kết quả của câu hỏi tác giả đã chọn, và </w:t>
       </w:r>
       <w:r>
         <w:rPr>
@@ -96,7 +87,7 @@
           <w:color w:val="0B376C"/>
           <w:sz w:val="19"/>
         </w:rPr>
-        <w:t>Course/Templates/Response_to_Reviewers_Template_VN.docx</w:t>
+        <w:t>Response_to_Reviewers_Template_VN.docx</w:t>
       </w:r>
     </w:p>
     <w:p>
@@ -104,29 +95,7 @@
         <w:pStyle w:val="Heading1"/>
       </w:pPr>
       <w:r>
-        <w:t>1. Vì sao chúng ta làm việc này</w:t>
-      </w:r>
-    </w:p>
-    <w:p>
-      <w:r>
-        <w:t xml:space="preserve">Mọi bài báo bạn nộp đều sẽ được bình duyệt, và sớm hay muộn bạn cũng sẽ được mời bình duyệt. Ở Buổi 8, bạn đã thực hành trên hai bài báo đã công bố. Giờ bạn bình duyệt bản nháp của một bạn cùng lớp và nhận một bản bình duyệt cho bản nháp của mình, đúng như một tạp chí sẽ làm. Mục đích là </w:t>
-      </w:r>
-      <w:r>
-        <w:rPr>
-          <w:b/>
-        </w:rPr>
-        <w:t>cải thiện cả hai bài báo</w:t>
-      </w:r>
-      <w:r>
-        <w:t>, không phải đánh giá người viết.</w:t>
-      </w:r>
-    </w:p>
-    <w:p>
-      <w:pPr>
-        <w:pStyle w:val="Heading1"/>
-      </w:pPr>
-      <w:r>
-        <w:t>2. Tiến độ</w:t>
+        <w:t>1. Tiến độ</w:t>
       </w:r>
     </w:p>
     <w:tbl>
@@ -143,9 +112,9 @@
         <w:tblLook w:firstColumn="1" w:firstRow="1" w:lastColumn="0" w:lastRow="0" w:noHBand="0" w:noVBand="1" w:val="04A0"/>
       </w:tblPr>
       <w:tblGrid>
-        <w:gridCol w:w="1650"/>
-        <w:gridCol w:w="935"/>
-        <w:gridCol w:w="6826"/>
+        <w:gridCol w:w="2515"/>
+        <w:gridCol w:w="1017"/>
+        <w:gridCol w:w="5879"/>
       </w:tblGrid>
       <w:tr>
         <w:trPr>
@@ -154,7 +123,7 @@
         </w:trPr>
         <w:tc>
           <w:tcPr>
-            <w:tcW w:type="dxa" w:w="1650"/>
+            <w:tcW w:type="dxa" w:w="2515"/>
             <w:tcBorders>
               <w:top w:val="single" w:sz="4" w:color="04242F"/>
               <w:left w:val="single" w:sz="4" w:color="04242F"/>
@@ -180,7 +149,7 @@
         </w:tc>
         <w:tc>
           <w:tcPr>
-            <w:tcW w:type="dxa" w:w="935"/>
+            <w:tcW w:type="dxa" w:w="1017"/>
             <w:tcBorders>
               <w:top w:val="single" w:sz="4" w:color="04242F"/>
               <w:left w:val="single" w:sz="4" w:color="04242F"/>
@@ -206,7 +175,7 @@
         </w:tc>
         <w:tc>
           <w:tcPr>
-            <w:tcW w:type="dxa" w:w="6825"/>
+            <w:tcW w:type="dxa" w:w="5879"/>
             <w:tcBorders>
               <w:top w:val="single" w:sz="4" w:color="04242F"/>
               <w:left w:val="single" w:sz="4" w:color="04242F"/>
@@ -237,7 +206,7 @@
         </w:trPr>
         <w:tc>
           <w:tcPr>
-            <w:tcW w:type="dxa" w:w="1650"/>
+            <w:tcW w:type="dxa" w:w="2515"/>
             <w:tcBorders>
               <w:top w:val="single" w:sz="4" w:color="D5DDE1"/>
               <w:left w:val="single" w:sz="4" w:color="D5DDE1"/>
@@ -254,13 +223,13 @@
               <w:rPr>
                 <w:sz w:val="19"/>
               </w:rPr>
-              <w:t>Ngày học Buổi 8, 23:59</w:t>
+              <w:t>Buổi 7 (12/12)</w:t>
             </w:r>
           </w:p>
         </w:tc>
         <w:tc>
           <w:tcPr>
-            <w:tcW w:type="dxa" w:w="935"/>
+            <w:tcW w:type="dxa" w:w="1017"/>
             <w:tcBorders>
               <w:top w:val="single" w:sz="4" w:color="D5DDE1"/>
               <w:left w:val="single" w:sz="4" w:color="D5DDE1"/>
@@ -277,13 +246,13 @@
               <w:rPr>
                 <w:sz w:val="19"/>
               </w:rPr>
-              <w:t>Mỗi học viên</w:t>
+              <w:t>Trưởng khóa học</w:t>
             </w:r>
           </w:p>
         </w:tc>
         <w:tc>
           <w:tcPr>
-            <w:tcW w:type="dxa" w:w="6825"/>
+            <w:tcW w:type="dxa" w:w="5879"/>
             <w:tcBorders>
               <w:top w:val="single" w:sz="4" w:color="D5DDE1"/>
               <w:left w:val="single" w:sz="4" w:color="D5DDE1"/>
@@ -300,21 +269,7 @@
               <w:rPr>
                 <w:sz w:val="19"/>
               </w:rPr>
-              <w:t>Nộp bản thảo nháp (</w:t>
-            </w:r>
-            <w:r>
-              <w:rPr>
-                <w:rFonts w:ascii="Consolas" w:hAnsi="Consolas" w:cs="Consolas" w:eastAsia="Consolas"/>
-                <w:color w:val="0B376C"/>
-                <w:sz w:val="19"/>
-              </w:rPr>
-              <w:t>Surname_Manuscript_QN_draft.docx</w:t>
-            </w:r>
-            <w:r>
-              <w:rPr>
-                <w:sz w:val="19"/>
-              </w:rPr>
-              <w:t>)</w:t>
+              <w:t>Công bố ai bình duyệt ai, và gửi danh sách qua email</w:t>
             </w:r>
           </w:p>
         </w:tc>
@@ -325,7 +280,7 @@
         </w:trPr>
         <w:tc>
           <w:tcPr>
-            <w:tcW w:type="dxa" w:w="1650"/>
+            <w:tcW w:type="dxa" w:w="2515"/>
             <w:tcBorders>
               <w:top w:val="single" w:sz="4" w:color="D5DDE1"/>
               <w:left w:val="single" w:sz="4" w:color="D5DDE1"/>
@@ -343,13 +298,13 @@
               <w:rPr>
                 <w:sz w:val="19"/>
               </w:rPr>
-              <w:t>Trong vòng 2 ngày</w:t>
+              <w:t>23:59, 19/12/2026 (ngày học Buổi 8)</w:t>
             </w:r>
           </w:p>
         </w:tc>
         <w:tc>
           <w:tcPr>
-            <w:tcW w:type="dxa" w:w="935"/>
+            <w:tcW w:type="dxa" w:w="1017"/>
             <w:tcBorders>
               <w:top w:val="single" w:sz="4" w:color="D5DDE1"/>
               <w:left w:val="single" w:sz="4" w:color="D5DDE1"/>
@@ -367,13 +322,13 @@
               <w:rPr>
                 <w:sz w:val="19"/>
               </w:rPr>
-              <w:t>Trưởng khóa học</w:t>
+              <w:t>Tác giả</w:t>
             </w:r>
           </w:p>
         </w:tc>
         <w:tc>
           <w:tcPr>
-            <w:tcW w:type="dxa" w:w="6825"/>
+            <w:tcW w:type="dxa" w:w="5879"/>
             <w:tcBorders>
               <w:top w:val="single" w:sz="4" w:color="D5DDE1"/>
               <w:left w:val="single" w:sz="4" w:color="D5DDE1"/>
@@ -391,7 +346,7 @@
               <w:rPr>
                 <w:sz w:val="19"/>
               </w:rPr>
-              <w:t>Gửi cho mỗi học viên một bản nháp để bình duyệt (giữ nguyên, không sửa). Trưởng khóa học lập một danh sách đơn giản để mỗi bản nháp được bình duyệt đúng một lần, và khi có thể thì ghép các bản nháp khác câu hỏi</w:t>
+              <w:t>Gửi email bản nháp phần Kết quả trực tiếp cho người bình duyệt và cho trưởng khóa học</w:t>
             </w:r>
           </w:p>
         </w:tc>
@@ -402,7 +357,7 @@
         </w:trPr>
         <w:tc>
           <w:tcPr>
-            <w:tcW w:type="dxa" w:w="1650"/>
+            <w:tcW w:type="dxa" w:w="2515"/>
             <w:tcBorders>
               <w:top w:val="single" w:sz="4" w:color="D5DDE1"/>
               <w:left w:val="single" w:sz="4" w:color="D5DDE1"/>
@@ -420,13 +375,19 @@
                 <w:b/>
                 <w:sz w:val="19"/>
               </w:rPr>
-              <w:t>Trong vòng 1 tuần sau Buổi 8</w:t>
+              <w:t>2/1/2027</w:t>
+            </w:r>
+            <w:r>
+              <w:rPr>
+                <w:sz w:val="19"/>
+              </w:rPr>
+              <w:t xml:space="preserve"> (2 tuần sau Buổi 8)</w:t>
             </w:r>
           </w:p>
         </w:tc>
         <w:tc>
           <w:tcPr>
-            <w:tcW w:type="dxa" w:w="935"/>
+            <w:tcW w:type="dxa" w:w="1017"/>
             <w:tcBorders>
               <w:top w:val="single" w:sz="4" w:color="D5DDE1"/>
               <w:left w:val="single" w:sz="4" w:color="D5DDE1"/>
@@ -449,7 +410,7 @@
         </w:tc>
         <w:tc>
           <w:tcPr>
-            <w:tcW w:type="dxa" w:w="6825"/>
+            <w:tcW w:type="dxa" w:w="5879"/>
             <w:tcBorders>
               <w:top w:val="single" w:sz="4" w:color="D5DDE1"/>
               <w:left w:val="single" w:sz="4" w:color="D5DDE1"/>
@@ -466,7 +427,7 @@
               <w:rPr>
                 <w:sz w:val="19"/>
               </w:rPr>
-              <w:t>Gửi bản nhận xét bình duyệt (</w:t>
+              <w:t>Gửi email bản bình duyệt (</w:t>
             </w:r>
             <w:r>
               <w:rPr>
@@ -474,13 +435,13 @@
                 <w:color w:val="0B376C"/>
                 <w:sz w:val="19"/>
               </w:rPr>
-              <w:t>Surname_Review_of_[author's surname].docx</w:t>
+              <w:t>Surname_Firstname_Review.docx</w:t>
             </w:r>
             <w:r>
               <w:rPr>
                 <w:sz w:val="19"/>
               </w:rPr>
-              <w:t>) cho trưởng khóa học, người sẽ chuyển cho tác giả</w:t>
+              <w:t>) cho tác giả và cho trưởng khóa học</w:t>
             </w:r>
           </w:p>
         </w:tc>
@@ -491,7 +452,7 @@
         </w:trPr>
         <w:tc>
           <w:tcPr>
-            <w:tcW w:type="dxa" w:w="1650"/>
+            <w:tcW w:type="dxa" w:w="2515"/>
             <w:tcBorders>
               <w:top w:val="single" w:sz="4" w:color="D5DDE1"/>
               <w:left w:val="single" w:sz="4" w:color="D5DDE1"/>
@@ -509,13 +470,19 @@
                 <w:b/>
                 <w:sz w:val="19"/>
               </w:rPr>
-              <w:t>Trong vòng 2 tuần sau Buổi 8</w:t>
+              <w:t>30/1/2027</w:t>
+            </w:r>
+            <w:r>
+              <w:rPr>
+                <w:sz w:val="19"/>
+              </w:rPr>
+              <w:t xml:space="preserve"> (4 tuần sau khi nhận bản bình duyệt)</w:t>
             </w:r>
           </w:p>
         </w:tc>
         <w:tc>
           <w:tcPr>
-            <w:tcW w:type="dxa" w:w="935"/>
+            <w:tcW w:type="dxa" w:w="1017"/>
             <w:tcBorders>
               <w:top w:val="single" w:sz="4" w:color="D5DDE1"/>
               <w:left w:val="single" w:sz="4" w:color="D5DDE1"/>
@@ -538,7 +505,7 @@
         </w:tc>
         <w:tc>
           <w:tcPr>
-            <w:tcW w:type="dxa" w:w="6825"/>
+            <w:tcW w:type="dxa" w:w="5879"/>
             <w:tcBorders>
               <w:top w:val="single" w:sz="4" w:color="D5DDE1"/>
               <w:left w:val="single" w:sz="4" w:color="D5DDE1"/>
@@ -555,7 +522,7 @@
               <w:rPr>
                 <w:sz w:val="19"/>
               </w:rPr>
-              <w:t>Gửi bản thảo đã sửa (có theo dõi thay đổi) và thư phản hồi cho trưởng khóa học</w:t>
+              <w:t>Gửi email phần Kết quả đã sửa (có theo dõi thay đổi) và thư phản hồi cho trưởng khóa học</w:t>
             </w:r>
           </w:p>
         </w:tc>
@@ -568,16 +535,7 @@
     </w:p>
     <w:p>
       <w:r>
-        <w:t xml:space="preserve">Dành khoảng </w:t>
-      </w:r>
-      <w:r>
-        <w:rPr>
-          <w:b/>
-        </w:rPr>
-        <w:t>2 giờ</w:t>
-      </w:r>
-      <w:r>
-        <w:t xml:space="preserve"> cho việc bình duyệt: khoảng 45 phút đọc bản nháp, 45 phút đối chiếu với gói kết quả và các bảng kiểm, và 30 phút viết bản nhận xét.</w:t>
+        <w:t>Nếu đến sáng hôm sau Buổi 8 bạn vẫn chưa nhận được bản nháp, hãy email cho tác giả và trưởng khóa học. Dành khoảng 1.5 giờ cho việc bình duyệt.</w:t>
       </w:r>
     </w:p>
     <w:p>
@@ -585,7 +543,7 @@
         <w:pStyle w:val="Heading1"/>
       </w:pPr>
       <w:r>
-        <w:t>3. Cách bình duyệt (người bình duyệt)</w:t>
+        <w:t>2. Cách bình duyệt (người bình duyệt)</w:t>
       </w:r>
     </w:p>
     <w:p>
@@ -605,13 +563,7 @@
         <w:tab/>
       </w:r>
       <w:r>
-        <w:rPr>
-          <w:b/>
-        </w:rPr>
-        <w:t>Đọc một lần trước.</w:t>
-      </w:r>
-      <w:r>
-        <w:t xml:space="preserve"> Đọc toàn bộ bản nháp một lần, không nhận xét, và viết ra trong một câu bài báo đã tìm thấy gì.</w:t>
+        <w:t>Đọc bản nháp một lượt, chưa nhận xét. Viết một câu tóm tắt bài tìm thấy gì.</w:t>
       </w:r>
     </w:p>
     <w:p>
@@ -631,24 +583,7 @@
         <w:tab/>
       </w:r>
       <w:r>
-        <w:rPr>
-          <w:b/>
-        </w:rPr>
-        <w:t>Đối chiếu với gói kết quả.</w:t>
-      </w:r>
-      <w:r>
-        <w:t xml:space="preserve"> Mở gói kết quả của câu hỏi tác giả đã chọn (</w:t>
-      </w:r>
-      <w:r>
-        <w:rPr>
-          <w:rFonts w:ascii="Consolas" w:hAnsi="Consolas" w:cs="Consolas" w:eastAsia="Consolas"/>
-          <w:color w:val="0B376C"/>
-          <w:sz w:val="19"/>
-        </w:rPr>
-        <w:t>Course/Data/results_packs/QN/results_pack_QN.md</w:t>
-      </w:r>
-      <w:r>
-        <w:t>) và kiểm tra các số liệu chính trong tóm tắt, phần chữ và các bảng.</w:t>
+        <w:t>Mở gói kết quả của câu hỏi tác giả đã chọn và đối chiếu mọi số liệu trong bài và trong bảng.</w:t>
       </w:r>
     </w:p>
     <w:p>
@@ -668,13 +603,7 @@
         <w:tab/>
       </w:r>
       <w:r>
-        <w:rPr>
-          <w:b/>
-        </w:rPr>
-        <w:t>Áp dụng bảng kiểm thẩm định 10 câu hỏi</w:t>
-      </w:r>
-      <w:r>
-        <w:t xml:space="preserve"> (bên dưới).</w:t>
+        <w:t>Trả lời bảng kiểm phần Kết quả dưới đây (Có / Không, kèm trang hoặc dòng).</w:t>
       </w:r>
     </w:p>
     <w:p>
@@ -694,13 +623,25 @@
         <w:tab/>
       </w:r>
       <w:r>
+        <w:t xml:space="preserve">Chia nhận xét thành </w:t>
+      </w:r>
+      <w:r>
         <w:rPr>
           <w:b/>
         </w:rPr>
-        <w:t>Áp dụng các mục kiểm tra phần viết</w:t>
+        <w:t>chính</w:t>
       </w:r>
       <w:r>
-        <w:t xml:space="preserve"> (bên dưới).</w:t>
+        <w:t xml:space="preserve"> (làm thay đổi số liệu hoặc độ tin cậy của bài) và </w:t>
+      </w:r>
+      <w:r>
+        <w:rPr>
+          <w:b/>
+        </w:rPr>
+        <w:t>phụ</w:t>
+      </w:r>
+      <w:r>
+        <w:t xml:space="preserve"> (cách diễn đạt, trình bày). Khoảng 2 đến 4 nhận xét chính và 3 đến 8 nhận xét phụ.</w:t>
       </w:r>
     </w:p>
     <w:p>
@@ -720,57 +661,7 @@
         <w:tab/>
       </w:r>
       <w:r>
-        <w:rPr>
-          <w:b/>
-        </w:rPr>
-        <w:t>Phân loại nhận xét</w:t>
-      </w:r>
-      <w:r>
-        <w:t xml:space="preserve"> thành </w:t>
-      </w:r>
-      <w:r>
-        <w:rPr>
-          <w:i/>
-        </w:rPr>
-        <w:t>lớn</w:t>
-      </w:r>
-      <w:r>
-        <w:t xml:space="preserve"> (có thể làm thay đổi kết luận hoặc niềm tin của người đọc) và </w:t>
-      </w:r>
-      <w:r>
-        <w:rPr>
-          <w:i/>
-        </w:rPr>
-        <w:t>nhỏ</w:t>
-      </w:r>
-      <w:r>
-        <w:t xml:space="preserve"> (rõ ràng, cách diễn đạt, định dạng). Chỉ giữ những nhận xét quan trọng: khoảng 3 đến 6 nhận xét lớn và 5 đến 10 nhận xét nhỏ.</w:t>
-      </w:r>
-    </w:p>
-    <w:p>
-      <w:pPr>
-        <w:tabs>
-          <w:tab w:pos="397" w:val="left"/>
-        </w:tabs>
-        <w:spacing w:after="60"/>
-        <w:ind w:left="397" w:hanging="397"/>
-      </w:pPr>
-      <w:r>
-        <w:rPr>
-          <w:b/>
-          <w:color w:val="055F56"/>
-        </w:rPr>
-        <w:t>6.</w:t>
-        <w:tab/>
-      </w:r>
-      <w:r>
-        <w:rPr>
-          <w:b/>
-        </w:rPr>
-        <w:t>Viết bản nhận xét</w:t>
-      </w:r>
-      <w:r>
-        <w:t xml:space="preserve"> theo mẫu ở mục 5.</w:t>
+        <w:t>Nếu tác giả gửi thêm các phần không bắt buộc (Phương pháp, Đặt vấn đề, Bàn luận, Tóm tắt), viết một hoặc hai nhận xét cho mỗi phần.</w:t>
       </w:r>
     </w:p>
     <w:p>
@@ -778,21 +669,7 @@
         <w:pStyle w:val="Heading2"/>
       </w:pPr>
       <w:r>
-        <w:t>Bảng kiểm thẩm định 10 câu hỏi (áp dụng cho bản nháp của bạn cùng lớp)</w:t>
-      </w:r>
-    </w:p>
-    <w:p>
-      <w:r>
-        <w:t xml:space="preserve">Trả lời </w:t>
-      </w:r>
-      <w:r>
-        <w:rPr>
-          <w:b/>
-        </w:rPr>
-        <w:t>Có / Không / Không rõ</w:t>
-      </w:r>
-      <w:r>
-        <w:t xml:space="preserve"> và ghi trang hoặc dòng.</w:t>
+        <w:t>Bảng kiểm phần Kết quả</w:t>
       </w:r>
     </w:p>
     <w:tbl>
@@ -810,8 +687,9 @@
       </w:tblPr>
       <w:tblGrid>
         <w:gridCol w:w="481"/>
-        <w:gridCol w:w="4232"/>
-        <w:gridCol w:w="4697"/>
+        <w:gridCol w:w="7285"/>
+        <w:gridCol w:w="822"/>
+        <w:gridCol w:w="822"/>
       </w:tblGrid>
       <w:tr>
         <w:trPr>
@@ -846,7 +724,7 @@
         </w:tc>
         <w:tc>
           <w:tcPr>
-            <w:tcW w:type="dxa" w:w="4232"/>
+            <w:tcW w:type="dxa" w:w="7285"/>
             <w:tcBorders>
               <w:top w:val="single" w:sz="4" w:color="04242F"/>
               <w:left w:val="single" w:sz="4" w:color="04242F"/>
@@ -866,919 +744,7 @@
                 <w:color w:val="FFFFFF"/>
                 <w:sz w:val="19"/>
               </w:rPr>
-              <w:t>Câu hỏi</w:t>
-            </w:r>
-          </w:p>
-        </w:tc>
-        <w:tc>
-          <w:tcPr>
-            <w:tcW w:type="dxa" w:w="4697"/>
-            <w:tcBorders>
-              <w:top w:val="single" w:sz="4" w:color="04242F"/>
-              <w:left w:val="single" w:sz="4" w:color="04242F"/>
-              <w:bottom w:val="single" w:sz="4" w:color="04242F"/>
-              <w:right w:val="single" w:sz="4" w:color="04242F"/>
-            </w:tcBorders>
-            <w:shd w:val="clear" w:color="auto" w:fill="04242F"/>
-          </w:tcPr>
-          <w:p>
-            <w:pPr>
-              <w:keepNext/>
-              <w:spacing w:after="0"/>
-            </w:pPr>
-            <w:r>
-              <w:rPr>
-                <w:b/>
-                <w:color w:val="FFFFFF"/>
-                <w:sz w:val="19"/>
-              </w:rPr>
-              <w:t>Cần tìm gì trong bản nháp</w:t>
-            </w:r>
-          </w:p>
-        </w:tc>
-      </w:tr>
-      <w:tr>
-        <w:trPr>
-          <w:cantSplit w:val="true"/>
-        </w:trPr>
-        <w:tc>
-          <w:tcPr>
-            <w:tcW w:type="dxa" w:w="482"/>
-            <w:tcBorders>
-              <w:top w:val="single" w:sz="4" w:color="D5DDE1"/>
-              <w:left w:val="single" w:sz="4" w:color="D5DDE1"/>
-              <w:bottom w:val="single" w:sz="4" w:color="D5DDE1"/>
-              <w:right w:val="single" w:sz="4" w:color="D5DDE1"/>
-            </w:tcBorders>
-          </w:tcPr>
-          <w:p>
-            <w:pPr>
-              <w:keepNext/>
-              <w:spacing w:after="0"/>
-            </w:pPr>
-            <w:r>
-              <w:rPr>
-                <w:sz w:val="19"/>
-              </w:rPr>
-              <w:t>1</w:t>
-            </w:r>
-          </w:p>
-        </w:tc>
-        <w:tc>
-          <w:tcPr>
-            <w:tcW w:type="dxa" w:w="4232"/>
-            <w:tcBorders>
-              <w:top w:val="single" w:sz="4" w:color="D5DDE1"/>
-              <w:left w:val="single" w:sz="4" w:color="D5DDE1"/>
-              <w:bottom w:val="single" w:sz="4" w:color="D5DDE1"/>
-              <w:right w:val="single" w:sz="4" w:color="D5DDE1"/>
-            </w:tcBorders>
-          </w:tcPr>
-          <w:p>
-            <w:pPr>
-              <w:keepNext/>
-              <w:spacing w:after="0"/>
-            </w:pPr>
-            <w:r>
-              <w:rPr>
-                <w:b/>
-                <w:sz w:val="19"/>
-              </w:rPr>
-              <w:t>Câu hỏi:</w:t>
-            </w:r>
-            <w:r>
-              <w:rPr>
-                <w:sz w:val="19"/>
-              </w:rPr>
-              <w:t xml:space="preserve"> Bạn có viết được PICO của nghiên cứu trong một dòng không?</w:t>
-            </w:r>
-          </w:p>
-        </w:tc>
-        <w:tc>
-          <w:tcPr>
-            <w:tcW w:type="dxa" w:w="4697"/>
-            <w:tcBorders>
-              <w:top w:val="single" w:sz="4" w:color="D5DDE1"/>
-              <w:left w:val="single" w:sz="4" w:color="D5DDE1"/>
-              <w:bottom w:val="single" w:sz="4" w:color="D5DDE1"/>
-              <w:right w:val="single" w:sz="4" w:color="D5DDE1"/>
-            </w:tcBorders>
-          </w:tcPr>
-          <w:p>
-            <w:pPr>
-              <w:keepNext/>
-              <w:spacing w:after="0"/>
-            </w:pPr>
-            <w:r>
-              <w:rPr>
-                <w:sz w:val="19"/>
-              </w:rPr>
-              <w:t>Mục tiêu trong phần Đặt vấn đề có giống với phân tích trong phần Kết quả không?</w:t>
-            </w:r>
-          </w:p>
-        </w:tc>
-      </w:tr>
-      <w:tr>
-        <w:trPr>
-          <w:cantSplit w:val="true"/>
-        </w:trPr>
-        <w:tc>
-          <w:tcPr>
-            <w:tcW w:type="dxa" w:w="482"/>
-            <w:tcBorders>
-              <w:top w:val="single" w:sz="4" w:color="D5DDE1"/>
-              <w:left w:val="single" w:sz="4" w:color="D5DDE1"/>
-              <w:bottom w:val="single" w:sz="4" w:color="D5DDE1"/>
-              <w:right w:val="single" w:sz="4" w:color="D5DDE1"/>
-            </w:tcBorders>
-            <w:shd w:val="clear" w:color="auto" w:fill="F5F9FA"/>
-          </w:tcPr>
-          <w:p>
-            <w:pPr>
-              <w:keepNext/>
-              <w:spacing w:after="0"/>
-            </w:pPr>
-            <w:r>
-              <w:rPr>
-                <w:sz w:val="19"/>
-              </w:rPr>
-              <w:t>2</w:t>
-            </w:r>
-          </w:p>
-        </w:tc>
-        <w:tc>
-          <w:tcPr>
-            <w:tcW w:type="dxa" w:w="4232"/>
-            <w:tcBorders>
-              <w:top w:val="single" w:sz="4" w:color="D5DDE1"/>
-              <w:left w:val="single" w:sz="4" w:color="D5DDE1"/>
-              <w:bottom w:val="single" w:sz="4" w:color="D5DDE1"/>
-              <w:right w:val="single" w:sz="4" w:color="D5DDE1"/>
-            </w:tcBorders>
-            <w:shd w:val="clear" w:color="auto" w:fill="F5F9FA"/>
-          </w:tcPr>
-          <w:p>
-            <w:pPr>
-              <w:keepNext/>
-              <w:spacing w:after="0"/>
-            </w:pPr>
-            <w:r>
-              <w:rPr>
-                <w:b/>
-                <w:sz w:val="19"/>
-              </w:rPr>
-              <w:t>Thiết kế:</w:t>
-            </w:r>
-            <w:r>
-              <w:rPr>
-                <w:sz w:val="19"/>
-              </w:rPr>
-              <w:t xml:space="preserve"> Thiết kế là gì, và có phù hợp với câu hỏi không?</w:t>
-            </w:r>
-          </w:p>
-        </w:tc>
-        <w:tc>
-          <w:tcPr>
-            <w:tcW w:type="dxa" w:w="4697"/>
-            <w:tcBorders>
-              <w:top w:val="single" w:sz="4" w:color="D5DDE1"/>
-              <w:left w:val="single" w:sz="4" w:color="D5DDE1"/>
-              <w:bottom w:val="single" w:sz="4" w:color="D5DDE1"/>
-              <w:right w:val="single" w:sz="4" w:color="D5DDE1"/>
-            </w:tcBorders>
-            <w:shd w:val="clear" w:color="auto" w:fill="F5F9FA"/>
-          </w:tcPr>
-          <w:p>
-            <w:pPr>
-              <w:keepNext/>
-              <w:spacing w:after="0"/>
-            </w:pPr>
-            <w:r>
-              <w:rPr>
-                <w:sz w:val="19"/>
-              </w:rPr>
-              <w:t>Nêu rõ là nghiên cứu thuần tập trong tên bài hoặc tóm tắt; không dùng ngôn ngữ của thử nghiệm.</w:t>
-            </w:r>
-          </w:p>
-        </w:tc>
-      </w:tr>
-      <w:tr>
-        <w:trPr>
-          <w:cantSplit w:val="true"/>
-        </w:trPr>
-        <w:tc>
-          <w:tcPr>
-            <w:tcW w:type="dxa" w:w="482"/>
-            <w:tcBorders>
-              <w:top w:val="single" w:sz="4" w:color="D5DDE1"/>
-              <w:left w:val="single" w:sz="4" w:color="D5DDE1"/>
-              <w:bottom w:val="single" w:sz="4" w:color="D5DDE1"/>
-              <w:right w:val="single" w:sz="4" w:color="D5DDE1"/>
-            </w:tcBorders>
-          </w:tcPr>
-          <w:p>
-            <w:pPr>
-              <w:keepNext/>
-              <w:spacing w:after="0"/>
-            </w:pPr>
-            <w:r>
-              <w:rPr>
-                <w:sz w:val="19"/>
-              </w:rPr>
-              <w:t>3</w:t>
-            </w:r>
-          </w:p>
-        </w:tc>
-        <w:tc>
-          <w:tcPr>
-            <w:tcW w:type="dxa" w:w="4232"/>
-            <w:tcBorders>
-              <w:top w:val="single" w:sz="4" w:color="D5DDE1"/>
-              <w:left w:val="single" w:sz="4" w:color="D5DDE1"/>
-              <w:bottom w:val="single" w:sz="4" w:color="D5DDE1"/>
-              <w:right w:val="single" w:sz="4" w:color="D5DDE1"/>
-            </w:tcBorders>
-          </w:tcPr>
-          <w:p>
-            <w:pPr>
-              <w:keepNext/>
-              <w:spacing w:after="0"/>
-            </w:pPr>
-            <w:r>
-              <w:rPr>
-                <w:b/>
-                <w:sz w:val="19"/>
-              </w:rPr>
-              <w:t>Người tham gia:</w:t>
-            </w:r>
-            <w:r>
-              <w:rPr>
-                <w:sz w:val="19"/>
-              </w:rPr>
-              <w:t xml:space="preserve"> Ai được đưa vào và ai bị loại?</w:t>
-            </w:r>
-          </w:p>
-        </w:tc>
-        <w:tc>
-          <w:tcPr>
-            <w:tcW w:type="dxa" w:w="4697"/>
-            <w:tcBorders>
-              <w:top w:val="single" w:sz="4" w:color="D5DDE1"/>
-              <w:left w:val="single" w:sz="4" w:color="D5DDE1"/>
-              <w:bottom w:val="single" w:sz="4" w:color="D5DDE1"/>
-              <w:right w:val="single" w:sz="4" w:color="D5DDE1"/>
-            </w:tcBorders>
-          </w:tcPr>
-          <w:p>
-            <w:pPr>
-              <w:keepNext/>
-              <w:spacing w:after="0"/>
-            </w:pPr>
-            <w:r>
-              <w:rPr>
-                <w:sz w:val="19"/>
-              </w:rPr>
-              <w:t>Tiêu chuẩn chọn; dòng người bệnh; số được phân tích cho câu hỏi này (ví dụ chỉ người sống sót ở Q5).</w:t>
-            </w:r>
-          </w:p>
-        </w:tc>
-      </w:tr>
-      <w:tr>
-        <w:trPr>
-          <w:cantSplit w:val="true"/>
-        </w:trPr>
-        <w:tc>
-          <w:tcPr>
-            <w:tcW w:type="dxa" w:w="482"/>
-            <w:tcBorders>
-              <w:top w:val="single" w:sz="4" w:color="D5DDE1"/>
-              <w:left w:val="single" w:sz="4" w:color="D5DDE1"/>
-              <w:bottom w:val="single" w:sz="4" w:color="D5DDE1"/>
-              <w:right w:val="single" w:sz="4" w:color="D5DDE1"/>
-            </w:tcBorders>
-            <w:shd w:val="clear" w:color="auto" w:fill="F5F9FA"/>
-          </w:tcPr>
-          <w:p>
-            <w:pPr>
-              <w:keepNext/>
-              <w:spacing w:after="0"/>
-            </w:pPr>
-            <w:r>
-              <w:rPr>
-                <w:sz w:val="19"/>
-              </w:rPr>
-              <w:t>4</w:t>
-            </w:r>
-          </w:p>
-        </w:tc>
-        <w:tc>
-          <w:tcPr>
-            <w:tcW w:type="dxa" w:w="4232"/>
-            <w:tcBorders>
-              <w:top w:val="single" w:sz="4" w:color="D5DDE1"/>
-              <w:left w:val="single" w:sz="4" w:color="D5DDE1"/>
-              <w:bottom w:val="single" w:sz="4" w:color="D5DDE1"/>
-              <w:right w:val="single" w:sz="4" w:color="D5DDE1"/>
-            </w:tcBorders>
-            <w:shd w:val="clear" w:color="auto" w:fill="F5F9FA"/>
-          </w:tcPr>
-          <w:p>
-            <w:pPr>
-              <w:keepNext/>
-              <w:spacing w:after="0"/>
-            </w:pPr>
-            <w:r>
-              <w:rPr>
-                <w:b/>
-                <w:sz w:val="19"/>
-              </w:rPr>
-              <w:t>Các nhóm so sánh:</w:t>
-            </w:r>
-            <w:r>
-              <w:rPr>
-                <w:sz w:val="19"/>
-              </w:rPr>
-              <w:t xml:space="preserve"> Các nhóm phơi nhiễm có tương đồng lúc ban đầu không? Điều này được xử lý thế nào?</w:t>
-            </w:r>
-          </w:p>
-        </w:tc>
-        <w:tc>
-          <w:tcPr>
-            <w:tcW w:type="dxa" w:w="4697"/>
-            <w:tcBorders>
-              <w:top w:val="single" w:sz="4" w:color="D5DDE1"/>
-              <w:left w:val="single" w:sz="4" w:color="D5DDE1"/>
-              <w:bottom w:val="single" w:sz="4" w:color="D5DDE1"/>
-              <w:right w:val="single" w:sz="4" w:color="D5DDE1"/>
-            </w:tcBorders>
-            <w:shd w:val="clear" w:color="auto" w:fill="F5F9FA"/>
-          </w:tcPr>
-          <w:p>
-            <w:pPr>
-              <w:keepNext/>
-              <w:spacing w:after="0"/>
-            </w:pPr>
-            <w:r>
-              <w:rPr>
-                <w:sz w:val="19"/>
-              </w:rPr>
-              <w:t>Bảng 1 theo nhóm phơi nhiễm; việc hiệu chỉnh được giải thích và lý giải.</w:t>
-            </w:r>
-          </w:p>
-        </w:tc>
-      </w:tr>
-      <w:tr>
-        <w:trPr>
-          <w:cantSplit w:val="true"/>
-        </w:trPr>
-        <w:tc>
-          <w:tcPr>
-            <w:tcW w:type="dxa" w:w="482"/>
-            <w:tcBorders>
-              <w:top w:val="single" w:sz="4" w:color="D5DDE1"/>
-              <w:left w:val="single" w:sz="4" w:color="D5DDE1"/>
-              <w:bottom w:val="single" w:sz="4" w:color="D5DDE1"/>
-              <w:right w:val="single" w:sz="4" w:color="D5DDE1"/>
-            </w:tcBorders>
-          </w:tcPr>
-          <w:p>
-            <w:pPr>
-              <w:keepNext/>
-              <w:spacing w:after="0"/>
-            </w:pPr>
-            <w:r>
-              <w:rPr>
-                <w:sz w:val="19"/>
-              </w:rPr>
-              <w:t>5</w:t>
-            </w:r>
-          </w:p>
-        </w:tc>
-        <w:tc>
-          <w:tcPr>
-            <w:tcW w:type="dxa" w:w="4232"/>
-            <w:tcBorders>
-              <w:top w:val="single" w:sz="4" w:color="D5DDE1"/>
-              <w:left w:val="single" w:sz="4" w:color="D5DDE1"/>
-              <w:bottom w:val="single" w:sz="4" w:color="D5DDE1"/>
-              <w:right w:val="single" w:sz="4" w:color="D5DDE1"/>
-            </w:tcBorders>
-          </w:tcPr>
-          <w:p>
-            <w:pPr>
-              <w:keepNext/>
-              <w:spacing w:after="0"/>
-            </w:pPr>
-            <w:r>
-              <w:rPr>
-                <w:b/>
-                <w:sz w:val="19"/>
-              </w:rPr>
-              <w:t>Sai lệch:</w:t>
-            </w:r>
-            <w:r>
-              <w:rPr>
-                <w:sz w:val="19"/>
-              </w:rPr>
-              <w:t xml:space="preserve"> Việc biết phơi nhiễm, hoặc cách thu thập dữ liệu, có thể làm thay đổi kết cục không?</w:t>
-            </w:r>
-          </w:p>
-        </w:tc>
-        <w:tc>
-          <w:tcPr>
-            <w:tcW w:type="dxa" w:w="4697"/>
-            <w:tcBorders>
-              <w:top w:val="single" w:sz="4" w:color="D5DDE1"/>
-              <w:left w:val="single" w:sz="4" w:color="D5DDE1"/>
-              <w:bottom w:val="single" w:sz="4" w:color="D5DDE1"/>
-              <w:right w:val="single" w:sz="4" w:color="D5DDE1"/>
-            </w:tcBorders>
-          </w:tcPr>
-          <w:p>
-            <w:pPr>
-              <w:keepNext/>
-              <w:spacing w:after="0"/>
-            </w:pPr>
-            <w:r>
-              <w:rPr>
-                <w:sz w:val="19"/>
-              </w:rPr>
-              <w:t>Có bàn về nhiễu do chỉ định; sai lệch thông tin khi ghi chép dịch truyền; dữ liệu thiếu.</w:t>
-            </w:r>
-          </w:p>
-        </w:tc>
-      </w:tr>
-      <w:tr>
-        <w:trPr>
-          <w:cantSplit w:val="true"/>
-        </w:trPr>
-        <w:tc>
-          <w:tcPr>
-            <w:tcW w:type="dxa" w:w="482"/>
-            <w:tcBorders>
-              <w:top w:val="single" w:sz="4" w:color="D5DDE1"/>
-              <w:left w:val="single" w:sz="4" w:color="D5DDE1"/>
-              <w:bottom w:val="single" w:sz="4" w:color="D5DDE1"/>
-              <w:right w:val="single" w:sz="4" w:color="D5DDE1"/>
-            </w:tcBorders>
-            <w:shd w:val="clear" w:color="auto" w:fill="F5F9FA"/>
-          </w:tcPr>
-          <w:p>
-            <w:pPr>
-              <w:keepNext/>
-              <w:spacing w:after="0"/>
-            </w:pPr>
-            <w:r>
-              <w:rPr>
-                <w:sz w:val="19"/>
-              </w:rPr>
-              <w:t>6</w:t>
-            </w:r>
-          </w:p>
-        </w:tc>
-        <w:tc>
-          <w:tcPr>
-            <w:tcW w:type="dxa" w:w="4232"/>
-            <w:tcBorders>
-              <w:top w:val="single" w:sz="4" w:color="D5DDE1"/>
-              <w:left w:val="single" w:sz="4" w:color="D5DDE1"/>
-              <w:bottom w:val="single" w:sz="4" w:color="D5DDE1"/>
-              <w:right w:val="single" w:sz="4" w:color="D5DDE1"/>
-            </w:tcBorders>
-            <w:shd w:val="clear" w:color="auto" w:fill="F5F9FA"/>
-          </w:tcPr>
-          <w:p>
-            <w:pPr>
-              <w:keepNext/>
-              <w:spacing w:after="0"/>
-            </w:pPr>
-            <w:r>
-              <w:rPr>
-                <w:b/>
-                <w:sz w:val="19"/>
-              </w:rPr>
-              <w:t>Kết cục:</w:t>
-            </w:r>
-            <w:r>
-              <w:rPr>
-                <w:sz w:val="19"/>
-              </w:rPr>
-              <w:t xml:space="preserve"> Một kết cục chính xác định trước, đo theo cùng một cách?</w:t>
-            </w:r>
-          </w:p>
-        </w:tc>
-        <w:tc>
-          <w:tcPr>
-            <w:tcW w:type="dxa" w:w="4697"/>
-            <w:tcBorders>
-              <w:top w:val="single" w:sz="4" w:color="D5DDE1"/>
-              <w:left w:val="single" w:sz="4" w:color="D5DDE1"/>
-              <w:bottom w:val="single" w:sz="4" w:color="D5DDE1"/>
-              <w:right w:val="single" w:sz="4" w:color="D5DDE1"/>
-            </w:tcBorders>
-            <w:shd w:val="clear" w:color="auto" w:fill="F5F9FA"/>
-          </w:tcPr>
-          <w:p>
-            <w:pPr>
-              <w:keepNext/>
-              <w:spacing w:after="0"/>
-            </w:pPr>
-            <w:r>
-              <w:rPr>
-                <w:sz w:val="19"/>
-              </w:rPr>
-              <w:t>Kết cục được định nghĩa (ví dụ KDIGO cho tổn thương thận cấp); có nhắc đến SAP.</w:t>
-            </w:r>
-          </w:p>
-        </w:tc>
-      </w:tr>
-      <w:tr>
-        <w:trPr>
-          <w:cantSplit w:val="true"/>
-        </w:trPr>
-        <w:tc>
-          <w:tcPr>
-            <w:tcW w:type="dxa" w:w="482"/>
-            <w:tcBorders>
-              <w:top w:val="single" w:sz="4" w:color="D5DDE1"/>
-              <w:left w:val="single" w:sz="4" w:color="D5DDE1"/>
-              <w:bottom w:val="single" w:sz="4" w:color="D5DDE1"/>
-              <w:right w:val="single" w:sz="4" w:color="D5DDE1"/>
-            </w:tcBorders>
-          </w:tcPr>
-          <w:p>
-            <w:pPr>
-              <w:keepNext/>
-              <w:spacing w:after="0"/>
-            </w:pPr>
-            <w:r>
-              <w:rPr>
-                <w:sz w:val="19"/>
-              </w:rPr>
-              <w:t>7</w:t>
-            </w:r>
-          </w:p>
-        </w:tc>
-        <w:tc>
-          <w:tcPr>
-            <w:tcW w:type="dxa" w:w="4232"/>
-            <w:tcBorders>
-              <w:top w:val="single" w:sz="4" w:color="D5DDE1"/>
-              <w:left w:val="single" w:sz="4" w:color="D5DDE1"/>
-              <w:bottom w:val="single" w:sz="4" w:color="D5DDE1"/>
-              <w:right w:val="single" w:sz="4" w:color="D5DDE1"/>
-            </w:tcBorders>
-          </w:tcPr>
-          <w:p>
-            <w:pPr>
-              <w:keepNext/>
-              <w:spacing w:after="0"/>
-            </w:pPr>
-            <w:r>
-              <w:rPr>
-                <w:b/>
-                <w:sz w:val="19"/>
-              </w:rPr>
-              <w:t>Số liệu:</w:t>
-            </w:r>
-            <w:r>
-              <w:rPr>
-                <w:sz w:val="19"/>
-              </w:rPr>
-              <w:t xml:space="preserve"> Kết quả chính là độ lớn tác động kèm KTC 95%? Khoảng hẹp hay rộng?</w:t>
-            </w:r>
-          </w:p>
-        </w:tc>
-        <w:tc>
-          <w:tcPr>
-            <w:tcW w:type="dxa" w:w="4697"/>
-            <w:tcBorders>
-              <w:top w:val="single" w:sz="4" w:color="D5DDE1"/>
-              <w:left w:val="single" w:sz="4" w:color="D5DDE1"/>
-              <w:bottom w:val="single" w:sz="4" w:color="D5DDE1"/>
-              <w:right w:val="single" w:sz="4" w:color="D5DDE1"/>
-            </w:tcBorders>
-          </w:tcPr>
-          <w:p>
-            <w:pPr>
-              <w:keepNext/>
-              <w:spacing w:after="0"/>
-            </w:pPr>
-            <w:r>
-              <w:rPr>
-                <w:sz w:val="19"/>
-              </w:rPr>
-              <w:t>Ước lượng thô và đã hiệu chỉnh; KTC; mẫu số.</w:t>
-            </w:r>
-          </w:p>
-        </w:tc>
-      </w:tr>
-      <w:tr>
-        <w:trPr>
-          <w:cantSplit w:val="true"/>
-        </w:trPr>
-        <w:tc>
-          <w:tcPr>
-            <w:tcW w:type="dxa" w:w="482"/>
-            <w:tcBorders>
-              <w:top w:val="single" w:sz="4" w:color="D5DDE1"/>
-              <w:left w:val="single" w:sz="4" w:color="D5DDE1"/>
-              <w:bottom w:val="single" w:sz="4" w:color="D5DDE1"/>
-              <w:right w:val="single" w:sz="4" w:color="D5DDE1"/>
-            </w:tcBorders>
-            <w:shd w:val="clear" w:color="auto" w:fill="F5F9FA"/>
-          </w:tcPr>
-          <w:p>
-            <w:pPr>
-              <w:keepNext/>
-              <w:spacing w:after="0"/>
-            </w:pPr>
-            <w:r>
-              <w:rPr>
-                <w:sz w:val="19"/>
-              </w:rPr>
-              <w:t>8</w:t>
-            </w:r>
-          </w:p>
-        </w:tc>
-        <w:tc>
-          <w:tcPr>
-            <w:tcW w:type="dxa" w:w="4232"/>
-            <w:tcBorders>
-              <w:top w:val="single" w:sz="4" w:color="D5DDE1"/>
-              <w:left w:val="single" w:sz="4" w:color="D5DDE1"/>
-              <w:bottom w:val="single" w:sz="4" w:color="D5DDE1"/>
-              <w:right w:val="single" w:sz="4" w:color="D5DDE1"/>
-            </w:tcBorders>
-            <w:shd w:val="clear" w:color="auto" w:fill="F5F9FA"/>
-          </w:tcPr>
-          <w:p>
-            <w:pPr>
-              <w:keepNext/>
-              <w:spacing w:after="0"/>
-            </w:pPr>
-            <w:r>
-              <w:rPr>
-                <w:b/>
-                <w:sz w:val="19"/>
-              </w:rPr>
-              <w:t>Lời văn và thiết kế:</w:t>
-            </w:r>
-            <w:r>
-              <w:rPr>
-                <w:sz w:val="19"/>
-              </w:rPr>
-              <w:t xml:space="preserve"> Kết luận có phù hợp với thiết kế không?</w:t>
-            </w:r>
-          </w:p>
-        </w:tc>
-        <w:tc>
-          <w:tcPr>
-            <w:tcW w:type="dxa" w:w="4697"/>
-            <w:tcBorders>
-              <w:top w:val="single" w:sz="4" w:color="D5DDE1"/>
-              <w:left w:val="single" w:sz="4" w:color="D5DDE1"/>
-              <w:bottom w:val="single" w:sz="4" w:color="D5DDE1"/>
-              <w:right w:val="single" w:sz="4" w:color="D5DDE1"/>
-            </w:tcBorders>
-            <w:shd w:val="clear" w:color="auto" w:fill="F5F9FA"/>
-          </w:tcPr>
-          <w:p>
-            <w:pPr>
-              <w:keepNext/>
-              <w:spacing w:after="0"/>
-            </w:pPr>
-            <w:r>
-              <w:rPr>
-                <w:sz w:val="19"/>
-              </w:rPr>
-              <w:t>"Có liên quan" so với "gây ra"; không dùng "xu hướng"; kết luận trong tóm tắt không mạnh hơn phần Bàn luận.</w:t>
-            </w:r>
-          </w:p>
-        </w:tc>
-      </w:tr>
-      <w:tr>
-        <w:trPr>
-          <w:cantSplit w:val="true"/>
-        </w:trPr>
-        <w:tc>
-          <w:tcPr>
-            <w:tcW w:type="dxa" w:w="482"/>
-            <w:tcBorders>
-              <w:top w:val="single" w:sz="4" w:color="D5DDE1"/>
-              <w:left w:val="single" w:sz="4" w:color="D5DDE1"/>
-              <w:bottom w:val="single" w:sz="4" w:color="D5DDE1"/>
-              <w:right w:val="single" w:sz="4" w:color="D5DDE1"/>
-            </w:tcBorders>
-          </w:tcPr>
-          <w:p>
-            <w:pPr>
-              <w:keepNext/>
-              <w:spacing w:after="0"/>
-            </w:pPr>
-            <w:r>
-              <w:rPr>
-                <w:sz w:val="19"/>
-              </w:rPr>
-              <w:t>9</w:t>
-            </w:r>
-          </w:p>
-        </w:tc>
-        <w:tc>
-          <w:tcPr>
-            <w:tcW w:type="dxa" w:w="4232"/>
-            <w:tcBorders>
-              <w:top w:val="single" w:sz="4" w:color="D5DDE1"/>
-              <w:left w:val="single" w:sz="4" w:color="D5DDE1"/>
-              <w:bottom w:val="single" w:sz="4" w:color="D5DDE1"/>
-              <w:right w:val="single" w:sz="4" w:color="D5DDE1"/>
-            </w:tcBorders>
-          </w:tcPr>
-          <w:p>
-            <w:pPr>
-              <w:keepNext/>
-              <w:spacing w:after="0"/>
-            </w:pPr>
-            <w:r>
-              <w:rPr>
-                <w:b/>
-                <w:sz w:val="19"/>
-              </w:rPr>
-              <w:t>Hạn chế:</w:t>
-            </w:r>
-            <w:r>
-              <w:rPr>
-                <w:sz w:val="19"/>
-              </w:rPr>
-              <w:t xml:space="preserve"> Có được nêu trung thực không? Nêu một hạn chế tác giả đã bỏ sót.</w:t>
-            </w:r>
-          </w:p>
-        </w:tc>
-        <w:tc>
-          <w:tcPr>
-            <w:tcW w:type="dxa" w:w="4697"/>
-            <w:tcBorders>
-              <w:top w:val="single" w:sz="4" w:color="D5DDE1"/>
-              <w:left w:val="single" w:sz="4" w:color="D5DDE1"/>
-              <w:bottom w:val="single" w:sz="4" w:color="D5DDE1"/>
-              <w:right w:val="single" w:sz="4" w:color="D5DDE1"/>
-            </w:tcBorders>
-          </w:tcPr>
-          <w:p>
-            <w:pPr>
-              <w:keepNext/>
-              <w:spacing w:after="0"/>
-            </w:pPr>
-            <w:r>
-              <w:rPr>
-                <w:sz w:val="19"/>
-              </w:rPr>
-              <w:t>Nhiễu tồn dư, dữ liệu thiếu, một bộ dữ liệu mô phỏng duy nhất, tính khái quát hóa.</w:t>
-            </w:r>
-          </w:p>
-        </w:tc>
-      </w:tr>
-      <w:tr>
-        <w:trPr>
-          <w:cantSplit w:val="true"/>
-        </w:trPr>
-        <w:tc>
-          <w:tcPr>
-            <w:tcW w:type="dxa" w:w="482"/>
-            <w:tcBorders>
-              <w:top w:val="single" w:sz="4" w:color="D5DDE1"/>
-              <w:left w:val="single" w:sz="4" w:color="D5DDE1"/>
-              <w:bottom w:val="single" w:sz="4" w:color="D5DDE1"/>
-              <w:right w:val="single" w:sz="4" w:color="D5DDE1"/>
-            </w:tcBorders>
-            <w:shd w:val="clear" w:color="auto" w:fill="F5F9FA"/>
-          </w:tcPr>
-          <w:p>
-            <w:pPr>
-              <w:spacing w:after="0"/>
-            </w:pPr>
-            <w:r>
-              <w:rPr>
-                <w:sz w:val="19"/>
-              </w:rPr>
-              <w:t>10</w:t>
-            </w:r>
-          </w:p>
-        </w:tc>
-        <w:tc>
-          <w:tcPr>
-            <w:tcW w:type="dxa" w:w="4232"/>
-            <w:tcBorders>
-              <w:top w:val="single" w:sz="4" w:color="D5DDE1"/>
-              <w:left w:val="single" w:sz="4" w:color="D5DDE1"/>
-              <w:bottom w:val="single" w:sz="4" w:color="D5DDE1"/>
-              <w:right w:val="single" w:sz="4" w:color="D5DDE1"/>
-            </w:tcBorders>
-            <w:shd w:val="clear" w:color="auto" w:fill="F5F9FA"/>
-          </w:tcPr>
-          <w:p>
-            <w:pPr>
-              <w:spacing w:after="0"/>
-            </w:pPr>
-            <w:r>
-              <w:rPr>
-                <w:b/>
-                <w:sz w:val="19"/>
-              </w:rPr>
-              <w:t>Ứng dụng:</w:t>
-            </w:r>
-            <w:r>
-              <w:rPr>
-                <w:sz w:val="19"/>
-              </w:rPr>
-              <w:t xml:space="preserve"> Kết quả này có làm thay đổi thực hành không? Vì sao có / vì sao không?</w:t>
-            </w:r>
-          </w:p>
-        </w:tc>
-        <w:tc>
-          <w:tcPr>
-            <w:tcW w:type="dxa" w:w="4697"/>
-            <w:tcBorders>
-              <w:top w:val="single" w:sz="4" w:color="D5DDE1"/>
-              <w:left w:val="single" w:sz="4" w:color="D5DDE1"/>
-              <w:bottom w:val="single" w:sz="4" w:color="D5DDE1"/>
-              <w:right w:val="single" w:sz="4" w:color="D5DDE1"/>
-            </w:tcBorders>
-            <w:shd w:val="clear" w:color="auto" w:fill="F5F9FA"/>
-          </w:tcPr>
-          <w:p>
-            <w:pPr>
-              <w:spacing w:after="0"/>
-            </w:pPr>
-            <w:r>
-              <w:rPr>
-                <w:sz w:val="19"/>
-              </w:rPr>
-              <w:t>Ý nghĩa nêu ra có tương xứng với một kết quả quan sát không?</w:t>
-            </w:r>
-          </w:p>
-        </w:tc>
-      </w:tr>
-    </w:tbl>
-    <w:p>
-      <w:pPr>
-        <w:spacing w:after="80"/>
-      </w:pPr>
-    </w:p>
-    <w:p>
-      <w:pPr>
-        <w:pStyle w:val="Heading2"/>
-      </w:pPr>
-      <w:r>
-        <w:t>Kiểm tra phần viết</w:t>
-      </w:r>
-    </w:p>
-    <w:tbl>
-      <w:tblPr>
-        <w:tblW w:type="auto" w:w="0"/>
-        <w:jc w:val="center"/>
-        <w:tblLayout w:type="fixed"/>
-        <w:tblCellMar>
-          <w:top w:w="80" w:type="dxa"/>
-          <w:left w:w="110" w:type="dxa"/>
-          <w:bottom w:w="80" w:type="dxa"/>
-          <w:right w:w="110" w:type="dxa"/>
-        </w:tblCellMar>
-        <w:tblLook w:firstColumn="1" w:firstRow="1" w:lastColumn="0" w:lastRow="0" w:noHBand="0" w:noVBand="1" w:val="04A0"/>
-      </w:tblPr>
-      <w:tblGrid>
-        <w:gridCol w:w="7767"/>
-        <w:gridCol w:w="822"/>
-        <w:gridCol w:w="822"/>
-      </w:tblGrid>
-      <w:tr>
-        <w:trPr>
-          <w:cantSplit w:val="true"/>
-          <w:tblHeader w:val="true"/>
-        </w:trPr>
-        <w:tc>
-          <w:tcPr>
-            <w:tcW w:type="dxa" w:w="7767"/>
-            <w:tcBorders>
-              <w:top w:val="single" w:sz="4" w:color="04242F"/>
-              <w:left w:val="single" w:sz="4" w:color="04242F"/>
-              <w:bottom w:val="single" w:sz="4" w:color="04242F"/>
-              <w:right w:val="single" w:sz="4" w:color="04242F"/>
-            </w:tcBorders>
-            <w:shd w:val="clear" w:color="auto" w:fill="04242F"/>
-          </w:tcPr>
-          <w:p>
-            <w:pPr>
-              <w:keepNext/>
-              <w:spacing w:after="0"/>
-            </w:pPr>
-            <w:r>
-              <w:rPr>
-                <w:b/>
-                <w:color w:val="FFFFFF"/>
-                <w:sz w:val="19"/>
-              </w:rPr>
-              <w:t>Mục kiểm tra</w:t>
+              <w:t>Kiểm tra</w:t>
             </w:r>
           </w:p>
         </w:tc>
@@ -1841,7 +807,7 @@
         </w:trPr>
         <w:tc>
           <w:tcPr>
-            <w:tcW w:type="dxa" w:w="7767"/>
+            <w:tcW w:type="dxa" w:w="482"/>
             <w:tcBorders>
               <w:top w:val="single" w:sz="4" w:color="D5DDE1"/>
               <w:left w:val="single" w:sz="4" w:color="D5DDE1"/>
@@ -1858,7 +824,30 @@
               <w:rPr>
                 <w:sz w:val="19"/>
               </w:rPr>
-              <w:t>Tên bài nêu đối tượng, phơi nhiễm, kết cục và thiết kế</w:t>
+              <w:t>1</w:t>
+            </w:r>
+          </w:p>
+        </w:tc>
+        <w:tc>
+          <w:tcPr>
+            <w:tcW w:type="dxa" w:w="7285"/>
+            <w:tcBorders>
+              <w:top w:val="single" w:sz="4" w:color="D5DDE1"/>
+              <w:left w:val="single" w:sz="4" w:color="D5DDE1"/>
+              <w:bottom w:val="single" w:sz="4" w:color="D5DDE1"/>
+              <w:right w:val="single" w:sz="4" w:color="D5DDE1"/>
+            </w:tcBorders>
+          </w:tcPr>
+          <w:p>
+            <w:pPr>
+              <w:keepNext/>
+              <w:spacing w:after="0"/>
+            </w:pPr>
+            <w:r>
+              <w:rPr>
+                <w:sz w:val="19"/>
+              </w:rPr>
+              <w:t>Tên bài dự kiến nêu đối tượng, phơi nhiễm, kết cục và thiết kế, dùng "có liên quan"</w:t>
             </w:r>
           </w:p>
         </w:tc>
@@ -1903,7 +892,7 @@
         </w:trPr>
         <w:tc>
           <w:tcPr>
-            <w:tcW w:type="dxa" w:w="7767"/>
+            <w:tcW w:type="dxa" w:w="482"/>
             <w:tcBorders>
               <w:top w:val="single" w:sz="4" w:color="D5DDE1"/>
               <w:left w:val="single" w:sz="4" w:color="D5DDE1"/>
@@ -1921,7 +910,31 @@
               <w:rPr>
                 <w:sz w:val="19"/>
               </w:rPr>
-              <w:t>Tóm tắt có cấu trúc, không quá 250 từ, có tác động chính và KTC 95%</w:t>
+              <w:t>2</w:t>
+            </w:r>
+          </w:p>
+        </w:tc>
+        <w:tc>
+          <w:tcPr>
+            <w:tcW w:type="dxa" w:w="7285"/>
+            <w:tcBorders>
+              <w:top w:val="single" w:sz="4" w:color="D5DDE1"/>
+              <w:left w:val="single" w:sz="4" w:color="D5DDE1"/>
+              <w:bottom w:val="single" w:sz="4" w:color="D5DDE1"/>
+              <w:right w:val="single" w:sz="4" w:color="D5DDE1"/>
+            </w:tcBorders>
+            <w:shd w:val="clear" w:color="auto" w:fill="F5F9FA"/>
+          </w:tcPr>
+          <w:p>
+            <w:pPr>
+              <w:keepNext/>
+              <w:spacing w:after="0"/>
+            </w:pPr>
+            <w:r>
+              <w:rPr>
+                <w:sz w:val="19"/>
+              </w:rPr>
+              <w:t>Người tham gia trước: số được thu nhận, được phân tích và bị loại, kèm lý do</w:t>
             </w:r>
           </w:p>
         </w:tc>
@@ -1968,7 +981,7 @@
         </w:trPr>
         <w:tc>
           <w:tcPr>
-            <w:tcW w:type="dxa" w:w="7767"/>
+            <w:tcW w:type="dxa" w:w="482"/>
             <w:tcBorders>
               <w:top w:val="single" w:sz="4" w:color="D5DDE1"/>
               <w:left w:val="single" w:sz="4" w:color="D5DDE1"/>
@@ -1985,7 +998,30 @@
               <w:rPr>
                 <w:sz w:val="19"/>
               </w:rPr>
-              <w:t>Phần Đặt vấn đề kết thúc bằng một mục tiêu rõ ràng</w:t>
+              <w:t>3</w:t>
+            </w:r>
+          </w:p>
+        </w:tc>
+        <w:tc>
+          <w:tcPr>
+            <w:tcW w:type="dxa" w:w="7285"/>
+            <w:tcBorders>
+              <w:top w:val="single" w:sz="4" w:color="D5DDE1"/>
+              <w:left w:val="single" w:sz="4" w:color="D5DDE1"/>
+              <w:bottom w:val="single" w:sz="4" w:color="D5DDE1"/>
+              <w:right w:val="single" w:sz="4" w:color="D5DDE1"/>
+            </w:tcBorders>
+          </w:tcPr>
+          <w:p>
+            <w:pPr>
+              <w:keepNext/>
+              <w:spacing w:after="0"/>
+            </w:pPr>
+            <w:r>
+              <w:rPr>
+                <w:sz w:val="19"/>
+              </w:rPr>
+              <w:t>Bảng 1 được tóm tắt trong một hoặc hai câu có số liệu. Có báo cáo dữ liệu thiếu</w:t>
             </w:r>
           </w:p>
         </w:tc>
@@ -2030,7 +1066,7 @@
         </w:trPr>
         <w:tc>
           <w:tcPr>
-            <w:tcW w:type="dxa" w:w="7767"/>
+            <w:tcW w:type="dxa" w:w="482"/>
             <w:tcBorders>
               <w:top w:val="single" w:sz="4" w:color="D5DDE1"/>
               <w:left w:val="single" w:sz="4" w:color="D5DDE1"/>
@@ -2048,7 +1084,31 @@
               <w:rPr>
                 <w:sz w:val="19"/>
               </w:rPr>
-              <w:t>Phương pháp: biến số được định nghĩa, phương pháp thống kê (kể cả dữ liệu thiếu) được mô tả, có câu nêu dữ liệu mô phỏng</w:t>
+              <w:t>4</w:t>
+            </w:r>
+          </w:p>
+        </w:tc>
+        <w:tc>
+          <w:tcPr>
+            <w:tcW w:type="dxa" w:w="7285"/>
+            <w:tcBorders>
+              <w:top w:val="single" w:sz="4" w:color="D5DDE1"/>
+              <w:left w:val="single" w:sz="4" w:color="D5DDE1"/>
+              <w:bottom w:val="single" w:sz="4" w:color="D5DDE1"/>
+              <w:right w:val="single" w:sz="4" w:color="D5DDE1"/>
+            </w:tcBorders>
+            <w:shd w:val="clear" w:color="auto" w:fill="F5F9FA"/>
+          </w:tcPr>
+          <w:p>
+            <w:pPr>
+              <w:keepNext/>
+              <w:spacing w:after="0"/>
+            </w:pPr>
+            <w:r>
+              <w:rPr>
+                <w:sz w:val="19"/>
+              </w:rPr>
+              <w:t>Số kết cục ở mỗi nhóm, kèm mẫu số</w:t>
             </w:r>
           </w:p>
         </w:tc>
@@ -2095,7 +1155,7 @@
         </w:trPr>
         <w:tc>
           <w:tcPr>
-            <w:tcW w:type="dxa" w:w="7767"/>
+            <w:tcW w:type="dxa" w:w="482"/>
             <w:tcBorders>
               <w:top w:val="single" w:sz="4" w:color="D5DDE1"/>
               <w:left w:val="single" w:sz="4" w:color="D5DDE1"/>
@@ -2112,7 +1172,30 @@
               <w:rPr>
                 <w:sz w:val="19"/>
               </w:rPr>
-              <w:t>Kết quả: người tham gia trước; số liệu kèm mẫu số và KTC 95%; không diễn giải</w:t>
+              <w:t>5</w:t>
+            </w:r>
+          </w:p>
+        </w:tc>
+        <w:tc>
+          <w:tcPr>
+            <w:tcW w:type="dxa" w:w="7285"/>
+            <w:tcBorders>
+              <w:top w:val="single" w:sz="4" w:color="D5DDE1"/>
+              <w:left w:val="single" w:sz="4" w:color="D5DDE1"/>
+              <w:bottom w:val="single" w:sz="4" w:color="D5DDE1"/>
+              <w:right w:val="single" w:sz="4" w:color="D5DDE1"/>
+            </w:tcBorders>
+          </w:tcPr>
+          <w:p>
+            <w:pPr>
+              <w:keepNext/>
+              <w:spacing w:after="0"/>
+            </w:pPr>
+            <w:r>
+              <w:rPr>
+                <w:sz w:val="19"/>
+              </w:rPr>
+              <w:t>Kết quả chính: ước lượng thô và đã hiệu chỉnh kèm KTC 95%</w:t>
             </w:r>
           </w:p>
         </w:tc>
@@ -2157,7 +1240,7 @@
         </w:trPr>
         <w:tc>
           <w:tcPr>
-            <w:tcW w:type="dxa" w:w="7767"/>
+            <w:tcW w:type="dxa" w:w="482"/>
             <w:tcBorders>
               <w:top w:val="single" w:sz="4" w:color="D5DDE1"/>
               <w:left w:val="single" w:sz="4" w:color="D5DDE1"/>
@@ -2175,7 +1258,31 @@
               <w:rPr>
                 <w:sz w:val="19"/>
               </w:rPr>
-              <w:t>Số liệu khớp nhau giữa tóm tắt, phần chữ, các bảng và gói kết quả</w:t>
+              <w:t>6</w:t>
+            </w:r>
+          </w:p>
+        </w:tc>
+        <w:tc>
+          <w:tcPr>
+            <w:tcW w:type="dxa" w:w="7285"/>
+            <w:tcBorders>
+              <w:top w:val="single" w:sz="4" w:color="D5DDE1"/>
+              <w:left w:val="single" w:sz="4" w:color="D5DDE1"/>
+              <w:bottom w:val="single" w:sz="4" w:color="D5DDE1"/>
+              <w:right w:val="single" w:sz="4" w:color="D5DDE1"/>
+            </w:tcBorders>
+            <w:shd w:val="clear" w:color="auto" w:fill="F5F9FA"/>
+          </w:tcPr>
+          <w:p>
+            <w:pPr>
+              <w:keepNext/>
+              <w:spacing w:after="0"/>
+            </w:pPr>
+            <w:r>
+              <w:rPr>
+                <w:sz w:val="19"/>
+              </w:rPr>
+              <w:t>Có báo cáo các phân tích khác trong gói kết quả (độ nhạy, quy gán hoặc phân nhóm)</w:t>
             </w:r>
           </w:p>
         </w:tc>
@@ -2222,7 +1329,7 @@
         </w:trPr>
         <w:tc>
           <w:tcPr>
-            <w:tcW w:type="dxa" w:w="7767"/>
+            <w:tcW w:type="dxa" w:w="482"/>
             <w:tcBorders>
               <w:top w:val="single" w:sz="4" w:color="D5DDE1"/>
               <w:left w:val="single" w:sz="4" w:color="D5DDE1"/>
@@ -2239,7 +1346,30 @@
               <w:rPr>
                 <w:sz w:val="19"/>
               </w:rPr>
-              <w:t>Bảng và hình tự đọc hiểu được (tên, đơn vị, n, chữ viết tắt)</w:t>
+              <w:t>7</w:t>
+            </w:r>
+          </w:p>
+        </w:tc>
+        <w:tc>
+          <w:tcPr>
+            <w:tcW w:type="dxa" w:w="7285"/>
+            <w:tcBorders>
+              <w:top w:val="single" w:sz="4" w:color="D5DDE1"/>
+              <w:left w:val="single" w:sz="4" w:color="D5DDE1"/>
+              <w:bottom w:val="single" w:sz="4" w:color="D5DDE1"/>
+              <w:right w:val="single" w:sz="4" w:color="D5DDE1"/>
+            </w:tcBorders>
+          </w:tcPr>
+          <w:p>
+            <w:pPr>
+              <w:keepNext/>
+              <w:spacing w:after="0"/>
+            </w:pPr>
+            <w:r>
+              <w:rPr>
+                <w:sz w:val="19"/>
+              </w:rPr>
+              <w:t>Mọi số liệu khớp với gói kết quả</w:t>
             </w:r>
           </w:p>
         </w:tc>
@@ -2284,7 +1414,7 @@
         </w:trPr>
         <w:tc>
           <w:tcPr>
-            <w:tcW w:type="dxa" w:w="7767"/>
+            <w:tcW w:type="dxa" w:w="482"/>
             <w:tcBorders>
               <w:top w:val="single" w:sz="4" w:color="D5DDE1"/>
               <w:left w:val="single" w:sz="4" w:color="D5DDE1"/>
@@ -2302,7 +1432,31 @@
               <w:rPr>
                 <w:sz w:val="19"/>
               </w:rPr>
-              <w:t>Bàn luận: phát hiện chính, so sánh, giải thích, hạn chế, ý nghĩa, kết luận</w:t>
+              <w:t>8</w:t>
+            </w:r>
+          </w:p>
+        </w:tc>
+        <w:tc>
+          <w:tcPr>
+            <w:tcW w:type="dxa" w:w="7285"/>
+            <w:tcBorders>
+              <w:top w:val="single" w:sz="4" w:color="D5DDE1"/>
+              <w:left w:val="single" w:sz="4" w:color="D5DDE1"/>
+              <w:bottom w:val="single" w:sz="4" w:color="D5DDE1"/>
+              <w:right w:val="single" w:sz="4" w:color="D5DDE1"/>
+            </w:tcBorders>
+            <w:shd w:val="clear" w:color="auto" w:fill="F5F9FA"/>
+          </w:tcPr>
+          <w:p>
+            <w:pPr>
+              <w:keepNext/>
+              <w:spacing w:after="0"/>
+            </w:pPr>
+            <w:r>
+              <w:rPr>
+                <w:sz w:val="19"/>
+              </w:rPr>
+              <w:t>Bảng và hình tự đọc hiểu được (tên, đơn vị, n, chữ viết tắt)</w:t>
             </w:r>
           </w:p>
         </w:tc>
@@ -2349,7 +1503,7 @@
         </w:trPr>
         <w:tc>
           <w:tcPr>
-            <w:tcW w:type="dxa" w:w="7767"/>
+            <w:tcW w:type="dxa" w:w="482"/>
             <w:tcBorders>
               <w:top w:val="single" w:sz="4" w:color="D5DDE1"/>
               <w:left w:val="single" w:sz="4" w:color="D5DDE1"/>
@@ -2366,7 +1520,30 @@
               <w:rPr>
                 <w:sz w:val="19"/>
               </w:rPr>
-              <w:t>Bảng kiểm STROBE điền đầy đủ kèm số trang</w:t>
+              <w:t>9</w:t>
+            </w:r>
+          </w:p>
+        </w:tc>
+        <w:tc>
+          <w:tcPr>
+            <w:tcW w:type="dxa" w:w="7285"/>
+            <w:tcBorders>
+              <w:top w:val="single" w:sz="4" w:color="D5DDE1"/>
+              <w:left w:val="single" w:sz="4" w:color="D5DDE1"/>
+              <w:bottom w:val="single" w:sz="4" w:color="D5DDE1"/>
+              <w:right w:val="single" w:sz="4" w:color="D5DDE1"/>
+            </w:tcBorders>
+          </w:tcPr>
+          <w:p>
+            <w:pPr>
+              <w:keepNext/>
+              <w:spacing w:after="0"/>
+            </w:pPr>
+            <w:r>
+              <w:rPr>
+                <w:sz w:val="19"/>
+              </w:rPr>
+              <w:t>Không diễn giải và không dùng từ nhân quả ("vì", "gây ra", "xu hướng")</w:t>
             </w:r>
           </w:p>
         </w:tc>
@@ -2411,7 +1588,7 @@
         </w:trPr>
         <w:tc>
           <w:tcPr>
-            <w:tcW w:type="dxa" w:w="7767"/>
+            <w:tcW w:type="dxa" w:w="482"/>
             <w:tcBorders>
               <w:top w:val="single" w:sz="4" w:color="D5DDE1"/>
               <w:left w:val="single" w:sz="4" w:color="D5DDE1"/>
@@ -2428,7 +1605,30 @@
               <w:rPr>
                 <w:sz w:val="19"/>
               </w:rPr>
-              <w:t>Tài liệu tham khảo nhất quán (Vancouver); khoảng 2,000 từ; có tuyên bố CRediT, lời cảm ơn khóa học và câu công khai sử dụng AI</w:t>
+              <w:t>10</w:t>
+            </w:r>
+          </w:p>
+        </w:tc>
+        <w:tc>
+          <w:tcPr>
+            <w:tcW w:type="dxa" w:w="7285"/>
+            <w:tcBorders>
+              <w:top w:val="single" w:sz="4" w:color="D5DDE1"/>
+              <w:left w:val="single" w:sz="4" w:color="D5DDE1"/>
+              <w:bottom w:val="single" w:sz="4" w:color="D5DDE1"/>
+              <w:right w:val="single" w:sz="4" w:color="D5DDE1"/>
+            </w:tcBorders>
+            <w:shd w:val="clear" w:color="auto" w:fill="F5F9FA"/>
+          </w:tcPr>
+          <w:p>
+            <w:pPr>
+              <w:spacing w:after="0"/>
+            </w:pPr>
+            <w:r>
+              <w:rPr>
+                <w:sz w:val="19"/>
+              </w:rPr>
+              <w:t>Có câu về dữ liệu mô phỏng và câu công khai sử dụng AI</w:t>
             </w:r>
           </w:p>
         </w:tc>
@@ -2478,7 +1678,7 @@
         <w:pStyle w:val="Heading1"/>
       </w:pPr>
       <w:r>
-        <w:t>4. Quy tắc về giọng văn cho người bình duyệt</w:t>
+        <w:t>3. Quy tắc về giọng văn</w:t>
       </w:r>
     </w:p>
     <w:p>
@@ -2498,13 +1698,7 @@
         <w:tab/>
       </w:r>
       <w:r>
-        <w:rPr>
-          <w:b/>
-        </w:rPr>
-        <w:t>Nhận xét về bài báo, không nhận xét về người viết.</w:t>
-      </w:r>
-      <w:r>
-        <w:t xml:space="preserve"> Viết "Phần Kết quả không báo cáo OR thô", không viết "Bạn quên..." hay "Tác giả rõ ràng không hiểu...".</w:t>
+        <w:t>Nhận xét về bài viết, không nhận xét về người viết: "Phần Kết quả chưa báo cáo OR thô", không viết "Bạn quên...".</w:t>
       </w:r>
     </w:p>
     <w:p>
@@ -2524,13 +1718,7 @@
         <w:tab/>
       </w:r>
       <w:r>
-        <w:rPr>
-          <w:b/>
-        </w:rPr>
-        <w:t>Cụ thể.</w:t>
-      </w:r>
-      <w:r>
-        <w:t xml:space="preserve"> Ghi trang và dòng, nêu vấn đề là gì và vì sao quan trọng.</w:t>
+        <w:t>Cụ thể: trang, dòng, vấn đề và một gợi ý.</w:t>
       </w:r>
     </w:p>
     <w:p>
@@ -2550,13 +1738,7 @@
         <w:tab/>
       </w:r>
       <w:r>
-        <w:rPr>
-          <w:b/>
-        </w:rPr>
-        <w:t>Mang tính xây dựng.</w:t>
-      </w:r>
-      <w:r>
-        <w:t xml:space="preserve"> Mỗi nhận xét lớn kết thúc bằng một gợi ý: "Đề nghị báo cáo cả OR thô và OR đã hiệu chỉnh để người đọc thấy tác động của việc hiệu chỉnh."</w:t>
+        <w:t>Mở đầu bằng hai điểm mạnh thật sự.</w:t>
       </w:r>
     </w:p>
     <w:p>
@@ -2576,13 +1758,7 @@
         <w:tab/>
       </w:r>
       <w:r>
-        <w:rPr>
-          <w:b/>
-        </w:rPr>
-        <w:t>Bắt đầu bằng những điểm làm tốt.</w:t>
-      </w:r>
-      <w:r>
-        <w:t xml:space="preserve"> Mở đầu bản nhận xét bằng hai hoặc ba điểm mạnh thực sự.</w:t>
+        <w:t>Chỉ dựa trên dữ liệu có sẵn. Không yêu cầu các phân tích không có trong gói kết quả.</w:t>
       </w:r>
     </w:p>
     <w:p>
@@ -2602,65 +1778,7 @@
         <w:tab/>
       </w:r>
       <w:r>
-        <w:rPr>
-          <w:b/>
-        </w:rPr>
-        <w:t>Không viết lại bài báo</w:t>
-      </w:r>
-      <w:r>
-        <w:t xml:space="preserve"> hay áp đặt văn phong của bạn. Gợi ý, không ra lệnh.</w:t>
-      </w:r>
-    </w:p>
-    <w:p>
-      <w:pPr>
-        <w:tabs>
-          <w:tab w:pos="397" w:val="left"/>
-        </w:tabs>
-        <w:spacing w:after="60"/>
-        <w:ind w:left="397" w:hanging="397"/>
-      </w:pPr>
-      <w:r>
-        <w:rPr>
-          <w:b/>
-          <w:color w:val="055F56"/>
-        </w:rPr>
-        <w:t>6.</w:t>
-        <w:tab/>
-      </w:r>
-      <w:r>
-        <w:rPr>
-          <w:b/>
-        </w:rPr>
-        <w:t>Ở trong phạm vi dữ liệu.</w:t>
-      </w:r>
-      <w:r>
-        <w:t xml:space="preserve"> Không yêu cầu các phân tích không có trong gói kết quả. Bạn có thể gợi ý chúng như một hạn chế.</w:t>
-      </w:r>
-    </w:p>
-    <w:p>
-      <w:pPr>
-        <w:tabs>
-          <w:tab w:pos="397" w:val="left"/>
-        </w:tabs>
-        <w:spacing w:after="60"/>
-        <w:ind w:left="397" w:hanging="397"/>
-      </w:pPr>
-      <w:r>
-        <w:rPr>
-          <w:b/>
-          <w:color w:val="055F56"/>
-        </w:rPr>
-        <w:t>7.</w:t>
-        <w:tab/>
-      </w:r>
-      <w:r>
-        <w:rPr>
-          <w:b/>
-        </w:rPr>
-        <w:t>Giữ bảo mật.</w:t>
-      </w:r>
-      <w:r>
-        <w:t xml:space="preserve"> Không chia sẻ bản nháp với bất kỳ ai khác, và </w:t>
+        <w:t xml:space="preserve">Giữ bảo mật. Không chia sẻ bản nháp và </w:t>
       </w:r>
       <w:r>
         <w:rPr>
@@ -2669,33 +1787,7 @@
         <w:t>không</w:t>
       </w:r>
       <w:r>
-        <w:t xml:space="preserve"> dán bản nháp vào công cụ AI hoặc dịch vụ dịch thuật.</w:t>
-      </w:r>
-    </w:p>
-    <w:p>
-      <w:pPr>
-        <w:tabs>
-          <w:tab w:pos="397" w:val="left"/>
-        </w:tabs>
-        <w:spacing w:after="60"/>
-        <w:ind w:left="397" w:hanging="397"/>
-      </w:pPr>
-      <w:r>
-        <w:rPr>
-          <w:b/>
-          <w:color w:val="055F56"/>
-        </w:rPr>
-        <w:t>8.</w:t>
-        <w:tab/>
-      </w:r>
-      <w:r>
-        <w:rPr>
-          <w:b/>
-        </w:rPr>
-        <w:t>Tử tế và trung thực.</w:t>
-      </w:r>
-      <w:r>
-        <w:t xml:space="preserve"> Viết như cách bạn muốn được bình duyệt: rõ ràng về vấn đề, tôn trọng trong giọng văn.</w:t>
+        <w:t xml:space="preserve"> dán bản nháp vào công cụ AI.</w:t>
       </w:r>
     </w:p>
     <w:p>
@@ -2703,12 +1795,12 @@
         <w:pStyle w:val="Heading1"/>
       </w:pPr>
       <w:r>
-        <w:t>5. Mẫu bản nhận xét bình duyệt</w:t>
+        <w:t>4. Mẫu bản bình duyệt</w:t>
       </w:r>
     </w:p>
     <w:p>
       <w:r>
-        <w:t xml:space="preserve">Chép phần này vào </w:t>
+        <w:t xml:space="preserve">Chép mẫu này vào </w:t>
       </w:r>
       <w:r>
         <w:rPr>
@@ -2716,7 +1808,7 @@
           <w:color w:val="0B376C"/>
           <w:sz w:val="19"/>
         </w:rPr>
-        <w:t>Surname_Review_of_[author's surname].docx</w:t>
+        <w:t>Surname_Firstname_Review.docx</w:t>
       </w:r>
       <w:r>
         <w:t>.</w:t>
@@ -2727,10 +1819,10 @@
         <w:rPr>
           <w:b/>
         </w:rPr>
-        <w:t>Bản thảo được bình duyệt:</w:t>
+        <w:t>Bản nháp được bình duyệt:</w:t>
       </w:r>
       <w:r>
-        <w:t xml:space="preserve"> tác giả ______________, Câu hỏi Q___, tên đề tài dự kiến: ______________________________</w:t>
+        <w:t xml:space="preserve"> tác giả ______________, Câu hỏi Q___, tên bài dự kiến: ______________________________</w:t>
       </w:r>
     </w:p>
     <w:p>
@@ -2758,21 +1850,10 @@
         <w:rPr>
           <w:b/>
         </w:rPr>
-        <w:t>1. Tóm tắt (3 hoặc 4 câu).</w:t>
+        <w:t>1. Tóm tắt</w:t>
       </w:r>
       <w:r>
-        <w:t xml:space="preserve"> Bài báo hỏi gì, đã làm gì và tìm thấy gì, bằng lời của bạn.</w:t>
-      </w:r>
-    </w:p>
-    <w:p>
-      <w:pPr>
-        <w:keepNext/>
-      </w:pPr>
-      <w:r>
-        <w:rPr>
-          <w:b/>
-        </w:rPr>
-        <w:t>2. Điểm mạnh (2 hoặc 3 ý).</w:t>
+        <w:t xml:space="preserve"> (2 hoặc 3 câu): phần Kết quả cho thấy gì, bằng lời của bạn.</w:t>
       </w:r>
     </w:p>
     <w:p>
@@ -2780,10 +1861,21 @@
         <w:rPr>
           <w:b/>
         </w:rPr>
-        <w:t>3. Nhận xét lớn</w:t>
+        <w:t>2. Điểm mạnh</w:t>
       </w:r>
       <w:r>
-        <w:t xml:space="preserve"> (đánh số; mỗi nhận xét có trang/dòng, vấn đề, vì sao quan trọng và một gợi ý).</w:t>
+        <w:t xml:space="preserve"> (2 ý).</w:t>
+      </w:r>
+    </w:p>
+    <w:p>
+      <w:r>
+        <w:rPr>
+          <w:b/>
+        </w:rPr>
+        <w:t>3. Nhận xét chính</w:t>
+      </w:r>
+      <w:r>
+        <w:t xml:space="preserve"> (mỗi nhận xét có trang/dòng, vấn đề và một gợi ý).</w:t>
       </w:r>
     </w:p>
     <w:p>
@@ -2804,21 +1896,13 @@
     </w:p>
     <w:p>
       <w:pPr>
-        <w:pStyle w:val="ListBullet"/>
+        <w:keepNext/>
       </w:pPr>
-      <w:r>
-        <w:t>M3.</w:t>
-      </w:r>
-    </w:p>
-    <w:p>
       <w:r>
         <w:rPr>
           <w:b/>
         </w:rPr>
-        <w:t>4. Nhận xét nhỏ</w:t>
-      </w:r>
-      <w:r>
-        <w:t xml:space="preserve"> (đánh số; trang/dòng và gợi ý).</w:t>
+        <w:t>4. Nhận xét phụ.</w:t>
       </w:r>
     </w:p>
     <w:p>
@@ -2842,10 +1926,10 @@
         <w:rPr>
           <w:b/>
         </w:rPr>
-        <w:t>5. Bảng kiểm thẩm định và kiểm tra phần viết.</w:t>
+        <w:t>5. Bảng kiểm phần Kết quả:</w:t>
       </w:r>
       <w:r>
-        <w:t xml:space="preserve"> Đính kèm hai bảng đã điền ở mục 3.</w:t>
+        <w:t xml:space="preserve"> đính kèm bảng đã điền ở mục 2.</w:t>
       </w:r>
     </w:p>
     <w:p>
@@ -2853,15 +1937,21 @@
         <w:rPr>
           <w:b/>
         </w:rPr>
-        <w:t>6. Đề xuất</w:t>
+        <w:t>6. Các phần không bắt buộc</w:t>
       </w:r>
       <w:r>
-        <w:t xml:space="preserve"> (đánh dấu một ô, như một người phản biện của tạp chí):</w:t>
+        <w:t xml:space="preserve"> (nếu có): một hoặc hai nhận xét cho mỗi phần.</w:t>
       </w:r>
     </w:p>
     <w:p>
       <w:r>
-        <w:t>☐ Chấp nhận như hiện tại ☐ Sửa nhỏ ☐ Sửa lớn ☐ Từ chối (giải thích lý do)</w:t>
+        <w:rPr>
+          <w:b/>
+        </w:rPr>
+        <w:t>7. Đề xuất</w:t>
+      </w:r>
+      <w:r>
+        <w:t xml:space="preserve"> (đánh dấu một ô): ☐ Chấp nhận như hiện tại ☐ Sửa nhỏ ☐ Sửa lớn</w:t>
       </w:r>
     </w:p>
     <w:p>
@@ -2869,7 +1959,7 @@
         <w:pStyle w:val="Heading1"/>
       </w:pPr>
       <w:r>
-        <w:t>6. Cách tác giả phản hồi (tác giả)</w:t>
+        <w:t>5. Tác giả phản hồi thế nào (tác giả)</w:t>
       </w:r>
     </w:p>
     <w:p>
@@ -2889,13 +1979,7 @@
         <w:tab/>
       </w:r>
       <w:r>
-        <w:rPr>
-          <w:b/>
-        </w:rPr>
-        <w:t>Đọc bản bình duyệt hai lần, rồi chờ một ngày</w:t>
-      </w:r>
-      <w:r>
-        <w:t xml:space="preserve"> trước khi trả lời. Mỗi nhận xét của người bình duyệt là một cơ hội để bài báo rõ ràng hơn.</w:t>
+        <w:t>Đọc bản bình duyệt, rồi chờ một ngày trước khi trả lời.</w:t>
       </w:r>
     </w:p>
     <w:p>
@@ -2915,13 +1999,7 @@
         <w:tab/>
       </w:r>
       <w:r>
-        <w:rPr>
-          <w:b/>
-        </w:rPr>
-        <w:t>Dùng mẫu thư phản hồi</w:t>
-      </w:r>
-      <w:r>
-        <w:t xml:space="preserve"> (</w:t>
+        <w:t xml:space="preserve">Dùng </w:t>
       </w:r>
       <w:r>
         <w:rPr>
@@ -2929,10 +2007,10 @@
           <w:color w:val="0B376C"/>
           <w:sz w:val="19"/>
         </w:rPr>
-        <w:t>Course/Templates/Response_to_Reviewers_Template_VN.docx</w:t>
+        <w:t>Response_to_Reviewers_Template_VN.docx</w:t>
       </w:r>
       <w:r>
-        <w:t>). Mở đầu bằng một câu cảm ơn người bình duyệt.</w:t>
+        <w:t>. Cảm ơn người bình duyệt trong một câu.</w:t>
       </w:r>
     </w:p>
     <w:p>
@@ -2952,13 +2030,7 @@
         <w:tab/>
       </w:r>
       <w:r>
-        <w:rPr>
-          <w:b/>
-        </w:rPr>
-        <w:t>Trả lời theo từng ý.</w:t>
-      </w:r>
-      <w:r>
-        <w:t xml:space="preserve"> Với mỗi nhận xét, ghi: (a) nhận xét của người bình duyệt (chép lại), (b) câu trả lời của bạn, (c) điều bạn đã thay đổi, kèm trang và dòng trong bản thảo đã sửa.</w:t>
+        <w:t>Với mỗi nhận xét, ghi: nhận xét (chép lại), câu trả lời của bạn, và bạn đã sửa gì, ở trang và dòng nào.</w:t>
       </w:r>
     </w:p>
     <w:p>
@@ -2978,13 +2050,7 @@
         <w:tab/>
       </w:r>
       <w:r>
-        <w:rPr>
-          <w:b/>
-        </w:rPr>
-        <w:t>Sửa trong bản thảo</w:t>
-      </w:r>
-      <w:r>
-        <w:t>, bật chế độ theo dõi thay đổi, và bảo đảm mọi thay đổi bạn nêu đều thực sự có trong bản thảo.</w:t>
+        <w:t>Sửa bài khi đã bật theo dõi thay đổi (Track Changes).</w:t>
       </w:r>
     </w:p>
     <w:p>
@@ -3004,13 +2070,7 @@
         <w:tab/>
       </w:r>
       <w:r>
-        <w:rPr>
-          <w:b/>
-        </w:rPr>
-        <w:t>Không đồng ý một cách lịch sự, có lý do.</w:t>
-      </w:r>
-      <w:r>
-        <w:t xml:space="preserve"> Bạn không bắt buộc phải chấp nhận mọi gợi ý. Nếu không đồng ý, hãy nói vì sao, dựa vào dữ liệu hoặc y văn: "Chúng tôi đồng ý rằng phân tích này sẽ cung cấp thêm thông tin. Tuy nhiên, phân tích này không có trong SAP đã xác định trước. Chúng tôi đã bổ sung nó như một hạn chế (trang 9, dòng 12)."</w:t>
+        <w:t>Bạn có thể không đồng ý, nhưng phải lịch sự và có lý do dựa trên dữ liệu.</w:t>
       </w:r>
     </w:p>
     <w:p>
@@ -3030,39 +2090,7 @@
         <w:tab/>
       </w:r>
       <w:r>
-        <w:rPr>
-          <w:b/>
-        </w:rPr>
         <w:t>Không bao giờ chỉ trả lời "Đã sửa".</w:t>
-      </w:r>
-      <w:r>
-        <w:t xml:space="preserve"> Nêu đã làm gì và ở đâu.</w:t>
-      </w:r>
-    </w:p>
-    <w:p>
-      <w:pPr>
-        <w:tabs>
-          <w:tab w:pos="397" w:val="left"/>
-        </w:tabs>
-        <w:spacing w:after="60"/>
-        <w:ind w:left="397" w:hanging="397"/>
-      </w:pPr>
-      <w:r>
-        <w:rPr>
-          <w:b/>
-          <w:color w:val="055F56"/>
-        </w:rPr>
-        <w:t>7.</w:t>
-        <w:tab/>
-      </w:r>
-      <w:r>
-        <w:rPr>
-          <w:b/>
-        </w:rPr>
-        <w:t>Giữ giọng văn trung tính và biết ơn</w:t>
-      </w:r>
-      <w:r>
-        <w:t>, kể cả khi một nhận xét có vẻ không công bằng.</w:t>
       </w:r>
     </w:p>
     <w:p>
@@ -3090,9 +2118,9 @@
         <w:tblLook w:firstColumn="1" w:firstRow="1" w:lastColumn="0" w:lastRow="0" w:noHBand="0" w:noVBand="1" w:val="04A0"/>
       </w:tblPr>
       <w:tblGrid>
-        <w:gridCol w:w="3387"/>
-        <w:gridCol w:w="3545"/>
-        <w:gridCol w:w="2479"/>
+        <w:gridCol w:w="4742"/>
+        <w:gridCol w:w="3069"/>
+        <w:gridCol w:w="1600"/>
       </w:tblGrid>
       <w:tr>
         <w:trPr>
@@ -3101,7 +2129,7 @@
         </w:trPr>
         <w:tc>
           <w:tcPr>
-            <w:tcW w:type="dxa" w:w="3387"/>
+            <w:tcW w:type="dxa" w:w="4742"/>
             <w:tcBorders>
               <w:top w:val="single" w:sz="4" w:color="04242F"/>
               <w:left w:val="single" w:sz="4" w:color="04242F"/>
@@ -3127,7 +2155,7 @@
         </w:tc>
         <w:tc>
           <w:tcPr>
-            <w:tcW w:type="dxa" w:w="3545"/>
+            <w:tcW w:type="dxa" w:w="3069"/>
             <w:tcBorders>
               <w:top w:val="single" w:sz="4" w:color="04242F"/>
               <w:left w:val="single" w:sz="4" w:color="04242F"/>
@@ -3153,7 +2181,7 @@
         </w:tc>
         <w:tc>
           <w:tcPr>
-            <w:tcW w:type="dxa" w:w="2479"/>
+            <w:tcW w:type="dxa" w:w="1600"/>
             <w:tcBorders>
               <w:top w:val="single" w:sz="4" w:color="04242F"/>
               <w:left w:val="single" w:sz="4" w:color="04242F"/>
@@ -3173,7 +2201,7 @@
                 <w:color w:val="FFFFFF"/>
                 <w:sz w:val="19"/>
               </w:rPr>
-              <w:t>Thay đổi trong bản thảo</w:t>
+              <w:t>Thay đổi trong phần Kết quả</w:t>
             </w:r>
           </w:p>
         </w:tc>
@@ -3184,7 +2212,7 @@
         </w:trPr>
         <w:tc>
           <w:tcPr>
-            <w:tcW w:type="dxa" w:w="3387"/>
+            <w:tcW w:type="dxa" w:w="4742"/>
             <w:tcBorders>
               <w:top w:val="single" w:sz="4" w:color="D5DDE1"/>
               <w:left w:val="single" w:sz="4" w:color="D5DDE1"/>
@@ -3200,13 +2228,13 @@
               <w:rPr>
                 <w:sz w:val="19"/>
               </w:rPr>
-              <w:t>M1. Phần Kết quả chỉ nêu OR đã hiệu chỉnh; người đọc không thấy việc hiệu chỉnh đã làm ước lượng thay đổi bao nhiêu.</w:t>
+              <w:t>M1. Bài chỉ có OR đã hiệu chỉnh, nên người đọc không thấy việc hiệu chỉnh làm ước lượng thay đổi bao nhiêu.</w:t>
             </w:r>
           </w:p>
         </w:tc>
         <w:tc>
           <w:tcPr>
-            <w:tcW w:type="dxa" w:w="3545"/>
+            <w:tcW w:type="dxa" w:w="3069"/>
             <w:tcBorders>
               <w:top w:val="single" w:sz="4" w:color="D5DDE1"/>
               <w:left w:val="single" w:sz="4" w:color="D5DDE1"/>
@@ -3222,13 +2250,13 @@
               <w:rPr>
                 <w:sz w:val="19"/>
               </w:rPr>
-              <w:t>Cảm ơn người bình duyệt. Chúng tôi đã báo cáo OR thô bên cạnh OR đã hiệu chỉnh và bàn về sự khác biệt trong phần Bàn luận.</w:t>
+              <w:t>Cảm ơn bạn. Chúng tôi đã báo cáo OR thô bên cạnh OR đã hiệu chỉnh.</w:t>
             </w:r>
           </w:p>
         </w:tc>
         <w:tc>
           <w:tcPr>
-            <w:tcW w:type="dxa" w:w="2479"/>
+            <w:tcW w:type="dxa" w:w="1600"/>
             <w:tcBorders>
               <w:top w:val="single" w:sz="4" w:color="D5DDE1"/>
               <w:left w:val="single" w:sz="4" w:color="D5DDE1"/>
@@ -3244,7 +2272,7 @@
               <w:rPr>
                 <w:sz w:val="19"/>
               </w:rPr>
-              <w:t>Kết quả, tr. 6, dòng 4 đến 7; Bàn luận, tr. 8, dòng 15 đến 18; đã cập nhật Bảng 2.</w:t>
+              <w:t>Trang 2, dòng 4 đến 7, và Bảng 2</w:t>
             </w:r>
           </w:p>
         </w:tc>
@@ -3260,12 +2288,12 @@
         <w:pStyle w:val="Heading1"/>
       </w:pPr>
       <w:r>
-        <w:t>7. Chấm điểm</w:t>
+        <w:t>6. Chấm điểm</w:t>
       </w:r>
     </w:p>
     <w:p>
       <w:r>
-        <w:t>Chất lượng bản bình duyệt bạn viết và thư phản hồi của bạn là tiêu chí 10 trong Manuscript_Rubric_VN.pdf (10 điểm).</w:t>
+        <w:t>Bản bình duyệt bạn viết và phần phản hồi của bạn là tiêu chí 8 và 9 của Manuscript_Rubric_VN.pdf (20 điểm).</w:t>
       </w:r>
       <w:r>
         <w:rPr>

--- a/vi/files/assignments/Peer_Review_Instructions_VN.docx
+++ b/vi/files/assignments/Peer_Review_Instructions_VN.docx
@@ -46,7 +46,7 @@
         <w:t>Thời điểm:</w:t>
       </w:r>
       <w:r>
-        <w:t xml:space="preserve"> 2 tuần sau Buổi 8 (bài về nhà cá nhân)</w:t>
+        <w:t xml:space="preserve"> sau Buổi 8, xem tiến độ (bài về nhà cá nhân)</w:t>
       </w:r>
     </w:p>
     <w:p>
@@ -112,9 +112,9 @@
         <w:tblLook w:firstColumn="1" w:firstRow="1" w:lastColumn="0" w:lastRow="0" w:noHBand="0" w:noVBand="1" w:val="04A0"/>
       </w:tblPr>
       <w:tblGrid>
-        <w:gridCol w:w="2515"/>
-        <w:gridCol w:w="1017"/>
-        <w:gridCol w:w="5879"/>
+        <w:gridCol w:w="2083"/>
+        <w:gridCol w:w="1024"/>
+        <w:gridCol w:w="6303"/>
       </w:tblGrid>
       <w:tr>
         <w:trPr>
@@ -123,7 +123,7 @@
         </w:trPr>
         <w:tc>
           <w:tcPr>
-            <w:tcW w:type="dxa" w:w="2515"/>
+            <w:tcW w:type="dxa" w:w="2084"/>
             <w:tcBorders>
               <w:top w:val="single" w:sz="4" w:color="04242F"/>
               <w:left w:val="single" w:sz="4" w:color="04242F"/>
@@ -149,7 +149,7 @@
         </w:tc>
         <w:tc>
           <w:tcPr>
-            <w:tcW w:type="dxa" w:w="1017"/>
+            <w:tcW w:type="dxa" w:w="1025"/>
             <w:tcBorders>
               <w:top w:val="single" w:sz="4" w:color="04242F"/>
               <w:left w:val="single" w:sz="4" w:color="04242F"/>
@@ -175,7 +175,7 @@
         </w:tc>
         <w:tc>
           <w:tcPr>
-            <w:tcW w:type="dxa" w:w="5879"/>
+            <w:tcW w:type="dxa" w:w="6302"/>
             <w:tcBorders>
               <w:top w:val="single" w:sz="4" w:color="04242F"/>
               <w:left w:val="single" w:sz="4" w:color="04242F"/>
@@ -206,7 +206,7 @@
         </w:trPr>
         <w:tc>
           <w:tcPr>
-            <w:tcW w:type="dxa" w:w="2515"/>
+            <w:tcW w:type="dxa" w:w="2084"/>
             <w:tcBorders>
               <w:top w:val="single" w:sz="4" w:color="D5DDE1"/>
               <w:left w:val="single" w:sz="4" w:color="D5DDE1"/>
@@ -229,7 +229,7 @@
         </w:tc>
         <w:tc>
           <w:tcPr>
-            <w:tcW w:type="dxa" w:w="1017"/>
+            <w:tcW w:type="dxa" w:w="1025"/>
             <w:tcBorders>
               <w:top w:val="single" w:sz="4" w:color="D5DDE1"/>
               <w:left w:val="single" w:sz="4" w:color="D5DDE1"/>
@@ -246,13 +246,13 @@
               <w:rPr>
                 <w:sz w:val="19"/>
               </w:rPr>
-              <w:t>Trưởng khóa học</w:t>
+              <w:t>Giảng viên</w:t>
             </w:r>
           </w:p>
         </w:tc>
         <w:tc>
           <w:tcPr>
-            <w:tcW w:type="dxa" w:w="5879"/>
+            <w:tcW w:type="dxa" w:w="6302"/>
             <w:tcBorders>
               <w:top w:val="single" w:sz="4" w:color="D5DDE1"/>
               <w:left w:val="single" w:sz="4" w:color="D5DDE1"/>
@@ -280,7 +280,7 @@
         </w:trPr>
         <w:tc>
           <w:tcPr>
-            <w:tcW w:type="dxa" w:w="2515"/>
+            <w:tcW w:type="dxa" w:w="2084"/>
             <w:tcBorders>
               <w:top w:val="single" w:sz="4" w:color="D5DDE1"/>
               <w:left w:val="single" w:sz="4" w:color="D5DDE1"/>
@@ -298,13 +298,13 @@
               <w:rPr>
                 <w:sz w:val="19"/>
               </w:rPr>
-              <w:t>23:59, 19/12/2026 (ngày học Buổi 8)</w:t>
+              <w:t>23:59, Chủ nhật 20/12/2026 (giờ Việt Nam)</w:t>
             </w:r>
           </w:p>
         </w:tc>
         <w:tc>
           <w:tcPr>
-            <w:tcW w:type="dxa" w:w="1017"/>
+            <w:tcW w:type="dxa" w:w="1025"/>
             <w:tcBorders>
               <w:top w:val="single" w:sz="4" w:color="D5DDE1"/>
               <w:left w:val="single" w:sz="4" w:color="D5DDE1"/>
@@ -328,7 +328,7 @@
         </w:tc>
         <w:tc>
           <w:tcPr>
-            <w:tcW w:type="dxa" w:w="5879"/>
+            <w:tcW w:type="dxa" w:w="6302"/>
             <w:tcBorders>
               <w:top w:val="single" w:sz="4" w:color="D5DDE1"/>
               <w:left w:val="single" w:sz="4" w:color="D5DDE1"/>
@@ -346,7 +346,7 @@
               <w:rPr>
                 <w:sz w:val="19"/>
               </w:rPr>
-              <w:t>Gửi email bản nháp phần Kết quả trực tiếp cho người bình duyệt và cho trưởng khóa học</w:t>
+              <w:t>Gửi email bản nháp phần Kết quả trực tiếp cho người bình duyệt và cho giảng viên</w:t>
             </w:r>
           </w:p>
         </w:tc>
@@ -357,7 +357,7 @@
         </w:trPr>
         <w:tc>
           <w:tcPr>
-            <w:tcW w:type="dxa" w:w="2515"/>
+            <w:tcW w:type="dxa" w:w="2084"/>
             <w:tcBorders>
               <w:top w:val="single" w:sz="4" w:color="D5DDE1"/>
               <w:left w:val="single" w:sz="4" w:color="D5DDE1"/>
@@ -375,19 +375,13 @@
                 <w:b/>
                 <w:sz w:val="19"/>
               </w:rPr>
-              <w:t>2/1/2027</w:t>
-            </w:r>
-            <w:r>
-              <w:rPr>
-                <w:sz w:val="19"/>
-              </w:rPr>
-              <w:t xml:space="preserve"> (2 tuần sau Buổi 8)</w:t>
+              <w:t>Thứ Tư 30/12/2026</w:t>
             </w:r>
           </w:p>
         </w:tc>
         <w:tc>
           <w:tcPr>
-            <w:tcW w:type="dxa" w:w="1017"/>
+            <w:tcW w:type="dxa" w:w="1025"/>
             <w:tcBorders>
               <w:top w:val="single" w:sz="4" w:color="D5DDE1"/>
               <w:left w:val="single" w:sz="4" w:color="D5DDE1"/>
@@ -410,7 +404,7 @@
         </w:tc>
         <w:tc>
           <w:tcPr>
-            <w:tcW w:type="dxa" w:w="5879"/>
+            <w:tcW w:type="dxa" w:w="6302"/>
             <w:tcBorders>
               <w:top w:val="single" w:sz="4" w:color="D5DDE1"/>
               <w:left w:val="single" w:sz="4" w:color="D5DDE1"/>
@@ -441,7 +435,7 @@
               <w:rPr>
                 <w:sz w:val="19"/>
               </w:rPr>
-              <w:t>) cho tác giả và cho trưởng khóa học</w:t>
+              <w:t>) cho tác giả và cho giảng viên</w:t>
             </w:r>
           </w:p>
         </w:tc>
@@ -452,7 +446,7 @@
         </w:trPr>
         <w:tc>
           <w:tcPr>
-            <w:tcW w:type="dxa" w:w="2515"/>
+            <w:tcW w:type="dxa" w:w="2084"/>
             <w:tcBorders>
               <w:top w:val="single" w:sz="4" w:color="D5DDE1"/>
               <w:left w:val="single" w:sz="4" w:color="D5DDE1"/>
@@ -470,19 +464,13 @@
                 <w:b/>
                 <w:sz w:val="19"/>
               </w:rPr>
-              <w:t>30/1/2027</w:t>
-            </w:r>
-            <w:r>
-              <w:rPr>
-                <w:sz w:val="19"/>
-              </w:rPr>
-              <w:t xml:space="preserve"> (4 tuần sau khi nhận bản bình duyệt)</w:t>
+              <w:t>Thứ Bảy 9/1/2027</w:t>
             </w:r>
           </w:p>
         </w:tc>
         <w:tc>
           <w:tcPr>
-            <w:tcW w:type="dxa" w:w="1017"/>
+            <w:tcW w:type="dxa" w:w="1025"/>
             <w:tcBorders>
               <w:top w:val="single" w:sz="4" w:color="D5DDE1"/>
               <w:left w:val="single" w:sz="4" w:color="D5DDE1"/>
@@ -505,7 +493,7 @@
         </w:tc>
         <w:tc>
           <w:tcPr>
-            <w:tcW w:type="dxa" w:w="5879"/>
+            <w:tcW w:type="dxa" w:w="6302"/>
             <w:tcBorders>
               <w:top w:val="single" w:sz="4" w:color="D5DDE1"/>
               <w:left w:val="single" w:sz="4" w:color="D5DDE1"/>
@@ -522,7 +510,7 @@
               <w:rPr>
                 <w:sz w:val="19"/>
               </w:rPr>
-              <w:t>Gửi email phần Kết quả đã sửa (có theo dõi thay đổi) và thư phản hồi cho trưởng khóa học</w:t>
+              <w:t>Gửi email phần Kết quả đã sửa (có theo dõi thay đổi) và thư phản hồi cho giảng viên</w:t>
             </w:r>
           </w:p>
         </w:tc>
@@ -535,7 +523,7 @@
     </w:p>
     <w:p>
       <w:r>
-        <w:t>Nếu đến sáng hôm sau Buổi 8 bạn vẫn chưa nhận được bản nháp, hãy email cho tác giả và trưởng khóa học. Dành khoảng 1.5 giờ cho việc bình duyệt.</w:t>
+        <w:t>Nếu đến sáng thứ Hai 21/12 bạn vẫn chưa nhận được bản nháp, hãy email cho tác giả và giảng viên. Dành khoảng 1.5 giờ cho việc bình duyệt.</w:t>
       </w:r>
     </w:p>
     <w:p>
@@ -686,8 +674,8 @@
         <w:tblLook w:firstColumn="1" w:firstRow="1" w:lastColumn="0" w:lastRow="0" w:noHBand="0" w:noVBand="1" w:val="04A0"/>
       </w:tblPr>
       <w:tblGrid>
-        <w:gridCol w:w="481"/>
-        <w:gridCol w:w="7285"/>
+        <w:gridCol w:w="492"/>
+        <w:gridCol w:w="7275"/>
         <w:gridCol w:w="822"/>
         <w:gridCol w:w="822"/>
       </w:tblGrid>
@@ -698,7 +686,7 @@
         </w:trPr>
         <w:tc>
           <w:tcPr>
-            <w:tcW w:type="dxa" w:w="482"/>
+            <w:tcW w:type="dxa" w:w="492"/>
             <w:tcBorders>
               <w:top w:val="single" w:sz="4" w:color="04242F"/>
               <w:left w:val="single" w:sz="4" w:color="04242F"/>
@@ -724,7 +712,7 @@
         </w:tc>
         <w:tc>
           <w:tcPr>
-            <w:tcW w:type="dxa" w:w="7285"/>
+            <w:tcW w:type="dxa" w:w="7275"/>
             <w:tcBorders>
               <w:top w:val="single" w:sz="4" w:color="04242F"/>
               <w:left w:val="single" w:sz="4" w:color="04242F"/>
@@ -807,7 +795,7 @@
         </w:trPr>
         <w:tc>
           <w:tcPr>
-            <w:tcW w:type="dxa" w:w="482"/>
+            <w:tcW w:type="dxa" w:w="492"/>
             <w:tcBorders>
               <w:top w:val="single" w:sz="4" w:color="D5DDE1"/>
               <w:left w:val="single" w:sz="4" w:color="D5DDE1"/>
@@ -830,7 +818,7 @@
         </w:tc>
         <w:tc>
           <w:tcPr>
-            <w:tcW w:type="dxa" w:w="7285"/>
+            <w:tcW w:type="dxa" w:w="7275"/>
             <w:tcBorders>
               <w:top w:val="single" w:sz="4" w:color="D5DDE1"/>
               <w:left w:val="single" w:sz="4" w:color="D5DDE1"/>
@@ -892,7 +880,7 @@
         </w:trPr>
         <w:tc>
           <w:tcPr>
-            <w:tcW w:type="dxa" w:w="482"/>
+            <w:tcW w:type="dxa" w:w="492"/>
             <w:tcBorders>
               <w:top w:val="single" w:sz="4" w:color="D5DDE1"/>
               <w:left w:val="single" w:sz="4" w:color="D5DDE1"/>
@@ -916,7 +904,7 @@
         </w:tc>
         <w:tc>
           <w:tcPr>
-            <w:tcW w:type="dxa" w:w="7285"/>
+            <w:tcW w:type="dxa" w:w="7275"/>
             <w:tcBorders>
               <w:top w:val="single" w:sz="4" w:color="D5DDE1"/>
               <w:left w:val="single" w:sz="4" w:color="D5DDE1"/>
@@ -981,7 +969,7 @@
         </w:trPr>
         <w:tc>
           <w:tcPr>
-            <w:tcW w:type="dxa" w:w="482"/>
+            <w:tcW w:type="dxa" w:w="492"/>
             <w:tcBorders>
               <w:top w:val="single" w:sz="4" w:color="D5DDE1"/>
               <w:left w:val="single" w:sz="4" w:color="D5DDE1"/>
@@ -1004,7 +992,7 @@
         </w:tc>
         <w:tc>
           <w:tcPr>
-            <w:tcW w:type="dxa" w:w="7285"/>
+            <w:tcW w:type="dxa" w:w="7275"/>
             <w:tcBorders>
               <w:top w:val="single" w:sz="4" w:color="D5DDE1"/>
               <w:left w:val="single" w:sz="4" w:color="D5DDE1"/>
@@ -1066,7 +1054,7 @@
         </w:trPr>
         <w:tc>
           <w:tcPr>
-            <w:tcW w:type="dxa" w:w="482"/>
+            <w:tcW w:type="dxa" w:w="492"/>
             <w:tcBorders>
               <w:top w:val="single" w:sz="4" w:color="D5DDE1"/>
               <w:left w:val="single" w:sz="4" w:color="D5DDE1"/>
@@ -1090,7 +1078,7 @@
         </w:tc>
         <w:tc>
           <w:tcPr>
-            <w:tcW w:type="dxa" w:w="7285"/>
+            <w:tcW w:type="dxa" w:w="7275"/>
             <w:tcBorders>
               <w:top w:val="single" w:sz="4" w:color="D5DDE1"/>
               <w:left w:val="single" w:sz="4" w:color="D5DDE1"/>
@@ -1155,7 +1143,7 @@
         </w:trPr>
         <w:tc>
           <w:tcPr>
-            <w:tcW w:type="dxa" w:w="482"/>
+            <w:tcW w:type="dxa" w:w="492"/>
             <w:tcBorders>
               <w:top w:val="single" w:sz="4" w:color="D5DDE1"/>
               <w:left w:val="single" w:sz="4" w:color="D5DDE1"/>
@@ -1178,7 +1166,7 @@
         </w:tc>
         <w:tc>
           <w:tcPr>
-            <w:tcW w:type="dxa" w:w="7285"/>
+            <w:tcW w:type="dxa" w:w="7275"/>
             <w:tcBorders>
               <w:top w:val="single" w:sz="4" w:color="D5DDE1"/>
               <w:left w:val="single" w:sz="4" w:color="D5DDE1"/>
@@ -1240,7 +1228,7 @@
         </w:trPr>
         <w:tc>
           <w:tcPr>
-            <w:tcW w:type="dxa" w:w="482"/>
+            <w:tcW w:type="dxa" w:w="492"/>
             <w:tcBorders>
               <w:top w:val="single" w:sz="4" w:color="D5DDE1"/>
               <w:left w:val="single" w:sz="4" w:color="D5DDE1"/>
@@ -1264,7 +1252,7 @@
         </w:tc>
         <w:tc>
           <w:tcPr>
-            <w:tcW w:type="dxa" w:w="7285"/>
+            <w:tcW w:type="dxa" w:w="7275"/>
             <w:tcBorders>
               <w:top w:val="single" w:sz="4" w:color="D5DDE1"/>
               <w:left w:val="single" w:sz="4" w:color="D5DDE1"/>
@@ -1329,7 +1317,7 @@
         </w:trPr>
         <w:tc>
           <w:tcPr>
-            <w:tcW w:type="dxa" w:w="482"/>
+            <w:tcW w:type="dxa" w:w="492"/>
             <w:tcBorders>
               <w:top w:val="single" w:sz="4" w:color="D5DDE1"/>
               <w:left w:val="single" w:sz="4" w:color="D5DDE1"/>
@@ -1352,7 +1340,7 @@
         </w:tc>
         <w:tc>
           <w:tcPr>
-            <w:tcW w:type="dxa" w:w="7285"/>
+            <w:tcW w:type="dxa" w:w="7275"/>
             <w:tcBorders>
               <w:top w:val="single" w:sz="4" w:color="D5DDE1"/>
               <w:left w:val="single" w:sz="4" w:color="D5DDE1"/>
@@ -1414,7 +1402,7 @@
         </w:trPr>
         <w:tc>
           <w:tcPr>
-            <w:tcW w:type="dxa" w:w="482"/>
+            <w:tcW w:type="dxa" w:w="492"/>
             <w:tcBorders>
               <w:top w:val="single" w:sz="4" w:color="D5DDE1"/>
               <w:left w:val="single" w:sz="4" w:color="D5DDE1"/>
@@ -1438,7 +1426,7 @@
         </w:tc>
         <w:tc>
           <w:tcPr>
-            <w:tcW w:type="dxa" w:w="7285"/>
+            <w:tcW w:type="dxa" w:w="7275"/>
             <w:tcBorders>
               <w:top w:val="single" w:sz="4" w:color="D5DDE1"/>
               <w:left w:val="single" w:sz="4" w:color="D5DDE1"/>
@@ -1503,7 +1491,7 @@
         </w:trPr>
         <w:tc>
           <w:tcPr>
-            <w:tcW w:type="dxa" w:w="482"/>
+            <w:tcW w:type="dxa" w:w="492"/>
             <w:tcBorders>
               <w:top w:val="single" w:sz="4" w:color="D5DDE1"/>
               <w:left w:val="single" w:sz="4" w:color="D5DDE1"/>
@@ -1526,7 +1514,7 @@
         </w:tc>
         <w:tc>
           <w:tcPr>
-            <w:tcW w:type="dxa" w:w="7285"/>
+            <w:tcW w:type="dxa" w:w="7275"/>
             <w:tcBorders>
               <w:top w:val="single" w:sz="4" w:color="D5DDE1"/>
               <w:left w:val="single" w:sz="4" w:color="D5DDE1"/>
@@ -1588,7 +1576,7 @@
         </w:trPr>
         <w:tc>
           <w:tcPr>
-            <w:tcW w:type="dxa" w:w="482"/>
+            <w:tcW w:type="dxa" w:w="492"/>
             <w:tcBorders>
               <w:top w:val="single" w:sz="4" w:color="D5DDE1"/>
               <w:left w:val="single" w:sz="4" w:color="D5DDE1"/>
@@ -1611,7 +1599,7 @@
         </w:tc>
         <w:tc>
           <w:tcPr>
-            <w:tcW w:type="dxa" w:w="7285"/>
+            <w:tcW w:type="dxa" w:w="7275"/>
             <w:tcBorders>
               <w:top w:val="single" w:sz="4" w:color="D5DDE1"/>
               <w:left w:val="single" w:sz="4" w:color="D5DDE1"/>
@@ -1628,7 +1616,7 @@
               <w:rPr>
                 <w:sz w:val="19"/>
               </w:rPr>
-              <w:t>Có câu về dữ liệu mô phỏng và câu công khai sử dụng AI</w:t>
+              <w:t>Có câu công khai sử dụng AI</w:t>
             </w:r>
           </w:p>
         </w:tc>
